--- a/How to build Complete Bin and Flash.docx
+++ b/How to build Complete Bin and Flash.docx
@@ -3,464 +3,1420 @@
 <w:document xmlns:wpc="http://schemas.microsoft.com/office/word/2010/wordprocessingCanvas" xmlns:cx="http://schemas.microsoft.com/office/drawing/2014/chartex" xmlns:cx1="http://schemas.microsoft.com/office/drawing/2015/9/8/chartex" xmlns:cx2="http://schemas.microsoft.com/office/drawing/2015/10/21/chartex" xmlns:cx3="http://schemas.microsoft.com/office/drawing/2016/5/9/chartex" xmlns:cx4="http://schemas.microsoft.com/office/drawing/2016/5/10/chartex" xmlns:cx5="http://schemas.microsoft.com/office/drawing/2016/5/11/chartex" xmlns:cx6="http://schemas.microsoft.com/office/drawing/2016/5/12/chartex" xmlns:cx7="http://schemas.microsoft.com/office/drawing/2016/5/13/chartex" xmlns:cx8="http://schemas.microsoft.com/office/drawing/2016/5/14/chartex" xmlns:mc="http://schemas.openxmlformats.org/markup-compatibility/2006" xmlns:aink="http://schemas.microsoft.com/office/drawing/2016/ink" xmlns:am3d="http://schemas.microsoft.com/office/drawing/2017/model3d" xmlns:o="urn:schemas-microsoft-com:office:office" xmlns:oel="http://schemas.microsoft.com/office/2019/extlst" xmlns:r="http://schemas.openxmlformats.org/officeDocument/2006/relationships" xmlns:m="http://schemas.openxmlformats.org/officeDocument/2006/math" xmlns:v="urn:schemas-microsoft-com:vml" xmlns:wp14="http://schemas.microsoft.com/office/word/2010/wordprocessingDrawing" xmlns:wp="http://schemas.openxmlformats.org/drawingml/2006/wordprocessingDrawing" xmlns:w10="urn:schemas-microsoft-com:office:word" xmlns:w="http://schemas.openxmlformats.org/wordprocessingml/2006/main" xmlns:w14="http://schemas.microsoft.com/office/word/2010/wordml" xmlns:w15="http://schemas.microsoft.com/office/word/2012/wordml" xmlns:w16cex="http://schemas.microsoft.com/office/word/2018/wordml/cex" xmlns:w16cid="http://schemas.microsoft.com/office/word/2016/wordml/cid" xmlns:w16="http://schemas.microsoft.com/office/word/2018/wordml" xmlns:w16du="http://schemas.microsoft.com/office/word/2023/wordml/word16du" xmlns:w16sdtdh="http://schemas.microsoft.com/office/word/2020/wordml/sdtdatahash" xmlns:w16sdtfl="http://schemas.microsoft.com/office/word/2024/wordml/sdtformatlock" xmlns:w16se="http://schemas.microsoft.com/office/word/2015/wordml/symex" xmlns:wpg="http://schemas.microsoft.com/office/word/2010/wordprocessingGroup" xmlns:wpi="http://schemas.microsoft.com/office/word/2010/wordprocessingInk" xmlns:wne="http://schemas.microsoft.com/office/word/2006/wordml" xmlns:wps="http://schemas.microsoft.com/office/word/2010/wordprocessingShape" mc:Ignorable="w14 w15 w16se w16cid w16 w16cex w16sdtdh w16sdtfl w16du wp14">
   <w:body>
     <w:p>
-      <w:r>
-        <w:t xml:space="preserve">This produces one </w:t>
-      </w:r>
+      <w:pPr>
+        <w:pStyle w:val="Title"/>
+      </w:pPr>
+      <w:r>
+        <w:t>Build and flash Seadragon S3 firmware</w:t>
+      </w:r>
+    </w:p>
+    <w:p>
+      <w:r>
+        <w:t>Updated 23 October 2026</w:t>
+      </w:r>
+    </w:p>
+    <w:p>
+      <w:r>
+        <w:t>Create one factory.bin containing the native runtime and SeadragonS3 application for a new ESP32-S3 with 16 MB flash and 8 MB Octal PSRAM. Use PRODUCT_S3_OTA, which inherits the ESP32_S3_OCTAL hardware setup and adds paired OTA partitions.</w:t>
+      </w:r>
+    </w:p>
+    <w:p>
+      <w:r>
+        <w:t>This workflow keeps USB CDC debugging, Visual Studio deployment and signed OTA enabled. Secure Boot stays disabled. It includes PSRAM ECC, the modem binary-transfer fixes, internal temperature readings and persisted voltage-dropout reporting.</w:t>
+      </w:r>
+    </w:p>
+    <w:p>
+      <w:pPr>
+        <w:pStyle w:val="Heading1"/>
+      </w:pPr>
+      <w:r>
+        <w:t>1 Build the managed application on Windows</w:t>
+      </w:r>
+    </w:p>
+    <w:p>
+      <w:r>
+        <w:t>Start Docker Desktop and have the nanoFramework extension installed in Visual Studio. Run the following in Windows PowerShell. Use a new release ID, 1 to 16 characters long, and use the same ID in every later command. The date-based ID below is an example.</w:t>
+      </w:r>
+    </w:p>
+    <w:p>
+      <w:pPr>
+        <w:pStyle w:val="Command"/>
+        <w:keepNext/>
+        <w:keepLines/>
+      </w:pPr>
+      <w:r>
+        <w:t>$ErrorActionPreference = 'Stop'</w:t>
+      </w:r>
+    </w:p>
+    <w:p>
+      <w:pPr>
+        <w:pStyle w:val="Command"/>
+        <w:keepNext/>
+        <w:keepLines/>
+      </w:pPr>
+      <w:r>
+        <w:t>$nfRoot = 'C:\Users\MMDev\Documents\GitHub\nf-interpreter'</w:t>
+      </w:r>
+    </w:p>
+    <w:p>
+      <w:pPr>
+        <w:pStyle w:val="Command"/>
+        <w:keepNext/>
+        <w:keepLines/>
+      </w:pPr>
+      <w:r>
+        <w:t>$release = '20261023-01'</w:t>
+      </w:r>
+    </w:p>
+    <w:p>
+      <w:pPr>
+        <w:pStyle w:val="Command"/>
+        <w:keepNext/>
+        <w:keepLines/>
+      </w:pPr>
+      <w:r>
+        <w:t>$artifactDir = "$nfRoot\build\releases\$release"</w:t>
+      </w:r>
+    </w:p>
+    <w:p>
+      <w:pPr>
+        <w:pStyle w:val="Command"/>
+        <w:keepNext/>
+        <w:keepLines/>
+      </w:pPr>
+    </w:p>
+    <w:p>
+      <w:pPr>
+        <w:pStyle w:val="Command"/>
+        <w:keepNext/>
+        <w:keepLines/>
+      </w:pPr>
+      <w:r>
+        <w:t>Set-Location 'C:\Users\MMDev\Documents\GitHub\SeadragonS3'</w:t>
+      </w:r>
+    </w:p>
+    <w:p>
+      <w:pPr>
+        <w:pStyle w:val="Command"/>
+        <w:keepNext/>
+        <w:keepLines/>
+      </w:pPr>
+      <w:r>
+        <w:t>.\firmware\ota\build-managed.ps1 `</w:t>
+      </w:r>
+    </w:p>
+    <w:p>
+      <w:pPr>
+        <w:pStyle w:val="Command"/>
+        <w:keepNext/>
+        <w:keepLines/>
+      </w:pPr>
+      <w:r>
+        <w:t xml:space="preserve">  -NFInterpreterRoot $nfRoot `</w:t>
+      </w:r>
+    </w:p>
+    <w:p>
+      <w:pPr>
+        <w:pStyle w:val="Command"/>
+        <w:keepNext/>
+        <w:keepLines/>
+      </w:pPr>
+      <w:r>
+        <w:t xml:space="preserve">  -GitExe 'C:\Program Files\Git\cmd\git.exe'</w:t>
+      </w:r>
+    </w:p>
+    <w:p>
+      <w:pPr>
+        <w:pStyle w:val="Command"/>
+        <w:keepNext/>
+        <w:keepLines/>
+      </w:pPr>
+    </w:p>
+    <w:p>
+      <w:pPr>
+        <w:pStyle w:val="Command"/>
+        <w:keepNext/>
+        <w:keepLines/>
+      </w:pPr>
+      <w:r>
+        <w:t>New-Item -ItemType Directory -Force -Path $artifactDir | Out-Null</w:t>
+      </w:r>
+    </w:p>
+    <w:p>
+      <w:pPr>
+        <w:pStyle w:val="Command"/>
+        <w:keepNext/>
+        <w:keepLines/>
+      </w:pPr>
+      <w:r>
+        <w:t>$image = '.\SeadragonS3\bin\Release\application.bin'</w:t>
+      </w:r>
+    </w:p>
+    <w:p>
+      <w:pPr>
+        <w:pStyle w:val="Command"/>
+        <w:keepNext/>
+        <w:keepLines/>
+      </w:pPr>
+      <w:r>
+        <w:t>Copy-Item -LiteralPath $image -Destination $artifactDir -Force</w:t>
+      </w:r>
+    </w:p>
+    <w:p>
+      <w:pPr>
+        <w:pStyle w:val="Command"/>
+        <w:keepNext/>
+        <w:keepLines/>
+      </w:pPr>
+      <w:r>
+        <w:t>Copy-Item -LiteralPath "$image.manifest.json" `</w:t>
+      </w:r>
+    </w:p>
+    <w:p>
+      <w:pPr>
+        <w:pStyle w:val="Command"/>
+        <w:keepLines/>
+        <w:spacing w:after="140"/>
+      </w:pPr>
+      <w:r>
+        <w:t xml:space="preserve">  -Destination $artifactDir -Force</w:t>
+      </w:r>
+    </w:p>
+    <w:p>
+      <w:r>
+        <w:t>The script builds the application and its managed dependencies, regenerates the native metadata and checks that the native declarations match. The explicit Git path also avoids the earlier PowerShell error where git was missing from PATH.</w:t>
+      </w:r>
+    </w:p>
+    <w:p>
       <w:r>
         <w:rPr>
           <w:b/>
-          <w:bCs/>
         </w:rPr>
-        <w:t>factory.bin with SeadragonS3 already installed</w:t>
-      </w:r>
-      <w:r>
-        <w:t xml:space="preserve">, ready for a new </w:t>
-      </w:r>
+        <w:t>Expected current contract:</w:t>
+      </w:r>
+      <w:r>
+        <w:t xml:space="preserve"> Product.Firmware 1.2.0.0, checksum 0xAE9CBE59. Stop if the metadata check fails and bring both projects to the matching revision. Do not change only the checksum or copy generated placeholder implementations over the native implementations.</w:t>
+      </w:r>
+    </w:p>
+    <w:p>
+      <w:r>
+        <w:t>Keep this copied application.bin with this release. The native build below records its exact hash, so the factory image must use this same file.</w:t>
+      </w:r>
+    </w:p>
+    <w:p>
+      <w:pPr>
+        <w:pStyle w:val="Heading1"/>
+        <w:pageBreakBefore/>
+      </w:pPr>
+      <w:r>
+        <w:lastRenderedPageBreak/>
+        <w:t>2 Build the native firmware in the dev container</w:t>
+      </w:r>
+    </w:p>
+    <w:p>
+      <w:r>
+        <w:t>Open nf-interpreter in the ESP32 dev container in VS Code. Use its Bash terminal for this page and the next. A fresh build directory picks up the new ECC defaults; an old saved sdkconfig can override them.</w:t>
+      </w:r>
+    </w:p>
+    <w:p>
+      <w:pPr>
+        <w:pStyle w:val="Command"/>
+        <w:keepNext/>
+        <w:keepLines/>
+      </w:pPr>
+      <w:r>
+        <w:t>set -euo pipefail</w:t>
+      </w:r>
+    </w:p>
+    <w:p>
+      <w:pPr>
+        <w:pStyle w:val="Command"/>
+        <w:keepNext/>
+        <w:keepLines/>
+      </w:pPr>
+      <w:r>
+        <w:t>cd /workspaces/nf-interpreter</w:t>
+      </w:r>
+    </w:p>
+    <w:p>
+      <w:pPr>
+        <w:pStyle w:val="Command"/>
+        <w:keepNext/>
+        <w:keepLines/>
+      </w:pPr>
+      <w:r>
+        <w:t>release=20261023-01</w:t>
+      </w:r>
+    </w:p>
+    <w:p>
+      <w:pPr>
+        <w:pStyle w:val="Command"/>
+        <w:keepNext/>
+        <w:keepLines/>
+      </w:pPr>
+      <w:r>
+        <w:t>artifactDir="$PWD/build/releases/$release"</w:t>
+      </w:r>
+    </w:p>
+    <w:p>
+      <w:pPr>
+        <w:pStyle w:val="Command"/>
+        <w:keepNext/>
+        <w:keepLines/>
+      </w:pPr>
+      <w:r>
+        <w:t>buildDir="$PWD/build/product_s3_factory_$release"</w:t>
+      </w:r>
+    </w:p>
+    <w:p>
+      <w:pPr>
+        <w:pStyle w:val="Command"/>
+        <w:keepNext/>
+        <w:keepLines/>
+      </w:pPr>
+      <w:r>
+        <w:t>seedDir="$PWD/build/initial-config-$release"</w:t>
+      </w:r>
+    </w:p>
+    <w:p>
+      <w:pPr>
+        <w:pStyle w:val="Command"/>
+        <w:keepNext/>
+        <w:keepLines/>
+      </w:pPr>
+    </w:p>
+    <w:p>
+      <w:pPr>
+        <w:pStyle w:val="Command"/>
+        <w:keepNext/>
+        <w:keepLines/>
+      </w:pPr>
+      <w:r>
+        <w:t>test -f "$artifactDir/application.bin"</w:t>
+      </w:r>
+    </w:p>
+    <w:p>
+      <w:pPr>
+        <w:pStyle w:val="Command"/>
+        <w:keepNext/>
+        <w:keepLines/>
+      </w:pPr>
+      <w:r>
+        <w:t>test ! -e "$buildDir/CMakeCache.txt"</w:t>
+      </w:r>
+    </w:p>
+    <w:p>
+      <w:pPr>
+        <w:pStyle w:val="Command"/>
+        <w:keepNext/>
+        <w:keepLines/>
+      </w:pPr>
+      <w:r>
+        <w:t>python -m pip install -r tools/product_ota/requirements.txt kconfiglib</w:t>
+      </w:r>
+    </w:p>
+    <w:p>
+      <w:pPr>
+        <w:pStyle w:val="Command"/>
+        <w:keepNext/>
+        <w:keepLines/>
+      </w:pPr>
+      <w:r>
+        <w:t>mkdir -p "$seedDir"</w:t>
+      </w:r>
+    </w:p>
+    <w:p>
+      <w:pPr>
+        <w:pStyle w:val="Command"/>
+        <w:keepNext/>
+        <w:keepLines/>
+      </w:pPr>
+      <w:r>
+        <w:t>test -z "$(find "$seedDir" -mindepth 1 -print -quit)"</w:t>
+      </w:r>
+    </w:p>
+    <w:p>
+      <w:pPr>
+        <w:pStyle w:val="Command"/>
+        <w:keepNext/>
+        <w:keepLines/>
+      </w:pPr>
+    </w:p>
+    <w:p>
+      <w:pPr>
+        <w:pStyle w:val="Command"/>
+        <w:keepNext/>
+        <w:keepLines/>
+      </w:pPr>
+      <w:r>
+        <w:t>cmake --preset PRODUCT_S3_OTA -B "$buildDir" \</w:t>
+      </w:r>
+    </w:p>
+    <w:p>
+      <w:pPr>
+        <w:pStyle w:val="Command"/>
+        <w:keepNext/>
+        <w:keepLines/>
+      </w:pPr>
+      <w:r>
+        <w:t xml:space="preserve">  -DCMAKE_BUILD_TYPE=MinSizeRel \</w:t>
+      </w:r>
+    </w:p>
+    <w:p>
+      <w:pPr>
+        <w:pStyle w:val="Command"/>
+        <w:keepNext/>
+        <w:keepLines/>
+      </w:pPr>
+      <w:r>
+        <w:t xml:space="preserve">  -DNF_USER_KCONFIG_OVERLAY="" \</w:t>
+      </w:r>
+    </w:p>
+    <w:p>
+      <w:pPr>
+        <w:pStyle w:val="Command"/>
+        <w:keepNext/>
+        <w:keepLines/>
+      </w:pPr>
+      <w:r>
+        <w:t xml:space="preserve">  -DNF_PRODUCT_OTA_ALLOW_VS_DEPLOY=ON \</w:t>
+      </w:r>
+    </w:p>
+    <w:p>
+      <w:pPr>
+        <w:pStyle w:val="Command"/>
+        <w:keepNext/>
+        <w:keepLines/>
+      </w:pPr>
+      <w:r>
+        <w:t xml:space="preserve">  -DNF_PRODUCT_MANAGED_IMAGE="$artifactDir/application.bin" \</w:t>
+      </w:r>
+    </w:p>
+    <w:p>
+      <w:pPr>
+        <w:pStyle w:val="Command"/>
+        <w:keepNext/>
+        <w:keepLines/>
+      </w:pPr>
+      <w:r>
+        <w:t xml:space="preserve">  -DNF_PRODUCT_RELEASE_ID="$release" \</w:t>
+      </w:r>
+    </w:p>
+    <w:p>
+      <w:pPr>
+        <w:pStyle w:val="Command"/>
+        <w:keepNext/>
+        <w:keepLines/>
+      </w:pPr>
+      <w:r>
+        <w:t xml:space="preserve">  -DNF_PRODUCT_PUBLIC_KEY="$PWD/config/product-ota-public.pem" \</w:t>
+      </w:r>
+    </w:p>
+    <w:p>
+      <w:pPr>
+        <w:pStyle w:val="Command"/>
+        <w:keepNext/>
+        <w:keepLines/>
+      </w:pPr>
+      <w:r>
+        <w:t xml:space="preserve">  -DNF_PRODUCT_CONFIG_DIRECTORY="$seedDir"</w:t>
+      </w:r>
+    </w:p>
+    <w:p>
+      <w:pPr>
+        <w:pStyle w:val="Command"/>
+        <w:keepNext/>
+        <w:keepLines/>
+      </w:pPr>
+    </w:p>
+    <w:p>
+      <w:pPr>
+        <w:pStyle w:val="Command"/>
+        <w:keepNext/>
+        <w:keepLines/>
+      </w:pPr>
+      <w:r>
+        <w:t>grep -Fxq 'CONFIG_SPIRAM_ECC_ENABLE=y' "$buildDir/sdkconfig"</w:t>
+      </w:r>
+    </w:p>
+    <w:p>
+      <w:pPr>
+        <w:pStyle w:val="Command"/>
+        <w:keepNext/>
+        <w:keepLines/>
+      </w:pPr>
+      <w:r>
+        <w:t>grep -Fxq 'CONFIG_SPIRAM_SPEED_40M=y' "$buildDir/sdkconfig"</w:t>
+      </w:r>
+    </w:p>
+    <w:p>
+      <w:pPr>
+        <w:pStyle w:val="Command"/>
+        <w:keepNext/>
+        <w:keepLines/>
+      </w:pPr>
+      <w:r>
+        <w:t>grep -Fxq '# CONFIG_SECURE_BOOT is not set' "$buildDir/sdkconfig"</w:t>
+      </w:r>
+    </w:p>
+    <w:p>
+      <w:pPr>
+        <w:pStyle w:val="Command"/>
+        <w:keepNext/>
+        <w:keepLines/>
+      </w:pPr>
+      <w:r>
+        <w:t>grep -Fxq 'CONFIG_NF_WP_TRANSPORT_USB_CDC=y' "$buildDir/.config"</w:t>
+      </w:r>
+    </w:p>
+    <w:p>
+      <w:pPr>
+        <w:pStyle w:val="Command"/>
+        <w:keepNext/>
+        <w:keepLines/>
+      </w:pPr>
+      <w:r>
+        <w:t>grep -Fxq 'CONFIG_NF_FEATURE_DEBUGGER=y' "$buildDir/.config"</w:t>
+      </w:r>
+    </w:p>
+    <w:p>
+      <w:pPr>
+        <w:pStyle w:val="Command"/>
+        <w:keepNext/>
+        <w:keepLines/>
+      </w:pPr>
+      <w:r>
+        <w:t>grep -Fxq 'CONFIG_NF_PRODUCT_OTA_REQUIRE_SIGNATURE=y' "$buildDir/.config"</w:t>
+      </w:r>
+    </w:p>
+    <w:p>
+      <w:pPr>
+        <w:pStyle w:val="Command"/>
+        <w:keepNext/>
+        <w:keepLines/>
+      </w:pPr>
+    </w:p>
+    <w:p>
+      <w:pPr>
+        <w:pStyle w:val="Command"/>
+        <w:keepNext/>
+        <w:keepLines/>
+      </w:pPr>
+      <w:r>
+        <w:t>cmake --build "$buildDir" --parallel 8</w:t>
+      </w:r>
+    </w:p>
+    <w:p>
+      <w:pPr>
+        <w:pStyle w:val="Command"/>
+        <w:keepLines/>
+        <w:spacing w:after="140"/>
+      </w:pPr>
+      <w:r>
+        <w:t>cmake --build "$buildDir" --target littlefs_config_bin</w:t>
+      </w:r>
+    </w:p>
+    <w:p>
+      <w:r>
+        <w:t>The checks deliberately stop if the build cache already exists, the seed directory contains files, or a required setting is wrong. For a fresh build choose a new ID and repeat step 1 with that ID. To resume an interrupted build after successful configuration, run the two cmake --build commands only.</w:t>
+      </w:r>
+    </w:p>
+    <w:p>
+      <w:r>
+        <w:t>Keep the seed directory empty for a new board. Do not copy another board's device ID, authentication key or settings into it. The filesystem generator should report Name Max: 255. The resulting config.bin is a formatted empty LittleFS filesystem.</w:t>
+      </w:r>
+    </w:p>
+    <w:p>
+      <w:r>
+        <w:t>PSRAM remains at 40 MHz with ECC enabled. Flash is Quad DIO at 80 MHz, not Octal flash. The pinned public PEM is embedded for later OTA verification; the private signing PEM is not needed for this factory build.</w:t>
+      </w:r>
+    </w:p>
+    <w:p>
+      <w:pPr>
+        <w:pStyle w:val="Heading1"/>
+        <w:pageBreakBefore/>
+      </w:pPr>
+      <w:r>
+        <w:lastRenderedPageBreak/>
+        <w:t>3 Create the complete factory image</w:t>
+      </w:r>
+    </w:p>
+    <w:p>
+      <w:r>
+        <w:t>Continue in the same Bash terminal so the release, artifactDir and buildDir variables are still set. These offsets apply to the PRODUCT_S3_OTA 16 MB partition layout.</w:t>
+      </w:r>
+    </w:p>
+    <w:p>
+      <w:pPr>
+        <w:pStyle w:val="Command"/>
+        <w:keepNext/>
+        <w:keepLines/>
+      </w:pPr>
+      <w:r>
+        <w:t>python tools/product_ota/product_ota.py check-runtime \</w:t>
+      </w:r>
+    </w:p>
+    <w:p>
+      <w:pPr>
+        <w:pStyle w:val="Command"/>
+        <w:keepNext/>
+        <w:keepLines/>
+      </w:pPr>
+      <w:r>
+        <w:t xml:space="preserve">  --runtime "$buildDir/nanoCLR.bin"</w:t>
+      </w:r>
+    </w:p>
+    <w:p>
+      <w:pPr>
+        <w:pStyle w:val="Command"/>
+        <w:keepNext/>
+        <w:keepLines/>
+      </w:pPr>
+      <w:r>
+        <w:t>python tools/product_ota/product_ota.py check-layout \</w:t>
+      </w:r>
+    </w:p>
+    <w:p>
+      <w:pPr>
+        <w:pStyle w:val="Command"/>
+        <w:keepNext/>
+        <w:keepLines/>
+      </w:pPr>
+      <w:r>
+        <w:t xml:space="preserve">  --csv targets/ESP32/_IDF/esp32s3/partitions_product_ota_16mb.csv</w:t>
+      </w:r>
+    </w:p>
+    <w:p>
+      <w:pPr>
+        <w:pStyle w:val="Command"/>
+        <w:keepNext/>
+        <w:keepLines/>
+      </w:pPr>
+    </w:p>
+    <w:p>
+      <w:pPr>
+        <w:pStyle w:val="Command"/>
+        <w:keepNext/>
+        <w:keepLines/>
+      </w:pPr>
+      <w:r>
+        <w:t>python /sources/esp-idf/components/esptool_py/esptool/esptool.py \</w:t>
+      </w:r>
+    </w:p>
+    <w:p>
+      <w:pPr>
+        <w:pStyle w:val="Command"/>
+        <w:keepNext/>
+        <w:keepLines/>
+      </w:pPr>
+      <w:r>
+        <w:t xml:space="preserve">  --chip esp32s3 merge_bin -o "$artifactDir/factory.bin" \</w:t>
+      </w:r>
+    </w:p>
+    <w:p>
+      <w:pPr>
+        <w:pStyle w:val="Command"/>
+        <w:keepNext/>
+        <w:keepLines/>
+      </w:pPr>
+      <w:r>
+        <w:t xml:space="preserve">  --flash_mode dio --flash_freq 80m --flash_size 16MB \</w:t>
+      </w:r>
+    </w:p>
+    <w:p>
+      <w:pPr>
+        <w:pStyle w:val="Command"/>
+        <w:keepNext/>
+        <w:keepLines/>
+      </w:pPr>
+      <w:r>
+        <w:t xml:space="preserve">  0x000000 "$buildDir/bootloader/bootloader.bin" \</w:t>
+      </w:r>
+    </w:p>
+    <w:p>
+      <w:pPr>
+        <w:pStyle w:val="Command"/>
+        <w:keepNext/>
+        <w:keepLines/>
+      </w:pPr>
+      <w:r>
+        <w:t xml:space="preserve">  0x008000 "$buildDir/partition_table/partition-table.bin" \</w:t>
+      </w:r>
+    </w:p>
+    <w:p>
+      <w:pPr>
+        <w:pStyle w:val="Command"/>
+        <w:keepNext/>
+        <w:keepLines/>
+      </w:pPr>
+      <w:r>
+        <w:t xml:space="preserve">  0x010000 "$buildDir/nanoCLR.bin" \</w:t>
+      </w:r>
+    </w:p>
+    <w:p>
+      <w:pPr>
+        <w:pStyle w:val="Command"/>
+        <w:keepNext/>
+        <w:keepLines/>
+      </w:pPr>
+      <w:r>
+        <w:t xml:space="preserve">  0x350000 "$artifactDir/application.bin" \</w:t>
+      </w:r>
+    </w:p>
+    <w:p>
+      <w:pPr>
+        <w:pStyle w:val="Command"/>
+        <w:keepNext/>
+        <w:keepLines/>
+      </w:pPr>
+      <w:r>
+        <w:t xml:space="preserve">  0x910000 "$buildDir/ota_data_initial.bin" \</w:t>
+      </w:r>
+    </w:p>
+    <w:p>
+      <w:pPr>
+        <w:pStyle w:val="Command"/>
+        <w:keepNext/>
+        <w:keepLines/>
+      </w:pPr>
+      <w:r>
+        <w:t xml:space="preserve">  0x912000 "$buildDir/config.bin"</w:t>
+      </w:r>
+    </w:p>
+    <w:p>
+      <w:pPr>
+        <w:pStyle w:val="Command"/>
+        <w:keepNext/>
+        <w:keepLines/>
+      </w:pPr>
+    </w:p>
+    <w:p>
+      <w:pPr>
+        <w:pStyle w:val="Command"/>
+        <w:keepNext/>
+        <w:keepLines/>
+      </w:pPr>
+      <w:r>
+        <w:t>python - "$buildDir" "$artifactDir" &lt;&lt;'PY'</w:t>
+      </w:r>
+    </w:p>
+    <w:p>
+      <w:pPr>
+        <w:pStyle w:val="Command"/>
+        <w:keepNext/>
+        <w:keepLines/>
+      </w:pPr>
+      <w:r>
+        <w:t>from pathlib import Path</w:t>
+      </w:r>
+    </w:p>
+    <w:p>
+      <w:pPr>
+        <w:pStyle w:val="Command"/>
+        <w:keepNext/>
+        <w:keepLines/>
+      </w:pPr>
+      <w:r>
+        <w:t>import sys</w:t>
+      </w:r>
+    </w:p>
+    <w:p>
+      <w:pPr>
+        <w:pStyle w:val="Command"/>
+        <w:keepNext/>
+        <w:keepLines/>
+      </w:pPr>
+      <w:r>
+        <w:t>b, a = map(Path, sys.argv[1:])</w:t>
+      </w:r>
+    </w:p>
+    <w:p>
+      <w:pPr>
+        <w:pStyle w:val="Command"/>
+        <w:keepNext/>
+        <w:keepLines/>
+      </w:pPr>
+      <w:r>
+        <w:t>assert (b / 'config.bin').stat().st_size == 0x6EE000</w:t>
+      </w:r>
+    </w:p>
+    <w:p>
+      <w:pPr>
+        <w:pStyle w:val="Command"/>
+        <w:keepNext/>
+        <w:keepLines/>
+      </w:pPr>
+      <w:r>
+        <w:t>assert (b / 'ota_data_initial.bin').read_bytes() == b'\xff' * 0x2000</w:t>
+      </w:r>
+    </w:p>
+    <w:p>
+      <w:pPr>
+        <w:pStyle w:val="Command"/>
+        <w:keepNext/>
+        <w:keepLines/>
+      </w:pPr>
+      <w:r>
+        <w:t>assert (a / 'factory.bin').stat().st_size == 16777216</w:t>
+      </w:r>
+    </w:p>
+    <w:p>
+      <w:pPr>
+        <w:pStyle w:val="Command"/>
+        <w:keepNext/>
+        <w:keepLines/>
+      </w:pPr>
+      <w:r>
+        <w:t>print('Factory image verified: 16 MB with initial filesystem')</w:t>
+      </w:r>
+    </w:p>
+    <w:p>
+      <w:pPr>
+        <w:pStyle w:val="Command"/>
+        <w:keepLines/>
+        <w:spacing w:after="140"/>
+      </w:pPr>
+      <w:r>
+        <w:t>PY</w:t>
+      </w:r>
+    </w:p>
+    <w:p>
+      <w:r>
+        <w:t>The complete file contains the bootloader, partition table, native runtime, matching managed application, initial OTA selection data and formatted device filesystem. Include config.bin: mass erasing the chip does not format LittleFS.</w:t>
+      </w:r>
+    </w:p>
+    <w:p>
+      <w:r>
+        <w:t>Windows output path for the example release:</w:t>
+      </w:r>
+    </w:p>
+    <w:p>
+      <w:pPr>
+        <w:pStyle w:val="Command"/>
+        <w:keepLines/>
+        <w:spacing w:after="140"/>
+      </w:pPr>
+      <w:r>
+        <w:t>C:\Users\MMDev\Documents\GitHub\nf-interpreter\build\releases\20261023-01\factory.bin</w:t>
+      </w:r>
+    </w:p>
+    <w:p>
+      <w:pPr>
+        <w:pStyle w:val="Heading2"/>
+      </w:pPr>
+      <w:r>
+        <w:t>Use the correct binary for each job</w:t>
+      </w:r>
+    </w:p>
+    <w:tbl>
+      <w:tblPr>
+        <w:tblW w:w="0" w:type="auto"/>
+        <w:jc w:val="center"/>
+        <w:tblLayout w:type="fixed"/>
+        <w:tblLook w:val="04A0" w:firstRow="1" w:lastRow="0" w:firstColumn="1" w:lastColumn="0" w:noHBand="0" w:noVBand="1"/>
+      </w:tblPr>
+      <w:tblGrid>
+        <w:gridCol w:w="1872"/>
+        <w:gridCol w:w="7877"/>
+      </w:tblGrid>
+      <w:tr>
+        <w:trPr>
+          <w:cantSplit/>
+          <w:tblHeader/>
+          <w:jc w:val="center"/>
+        </w:trPr>
+        <w:tc>
+          <w:tcPr>
+            <w:tcW w:w="1872" w:type="dxa"/>
+            <w:tcBorders>
+              <w:top w:val="single" w:sz="4" w:space="0" w:color="D9D9D9"/>
+              <w:left w:val="single" w:sz="4" w:space="0" w:color="D9D9D9"/>
+              <w:bottom w:val="single" w:sz="4" w:space="0" w:color="D9D9D9"/>
+              <w:right w:val="single" w:sz="4" w:space="0" w:color="D9D9D9"/>
+            </w:tcBorders>
+            <w:shd w:val="clear" w:color="auto" w:fill="404040"/>
+            <w:tcMar>
+              <w:top w:w="95" w:type="dxa"/>
+              <w:left w:w="95" w:type="dxa"/>
+              <w:bottom w:w="95" w:type="dxa"/>
+              <w:right w:w="95" w:type="dxa"/>
+            </w:tcMar>
+            <w:vAlign w:val="center"/>
+          </w:tcPr>
+          <w:p>
+            <w:pPr>
+              <w:spacing w:after="0"/>
+            </w:pPr>
+            <w:r>
+              <w:rPr>
+                <w:b/>
+                <w:color w:val="FFFFFF"/>
+                <w:sz w:val="19"/>
+              </w:rPr>
+              <w:t>File</w:t>
+            </w:r>
+          </w:p>
+        </w:tc>
+        <w:tc>
+          <w:tcPr>
+            <w:tcW w:w="7877" w:type="dxa"/>
+            <w:tcBorders>
+              <w:top w:val="single" w:sz="4" w:space="0" w:color="D9D9D9"/>
+              <w:left w:val="single" w:sz="4" w:space="0" w:color="D9D9D9"/>
+              <w:bottom w:val="single" w:sz="4" w:space="0" w:color="D9D9D9"/>
+              <w:right w:val="single" w:sz="4" w:space="0" w:color="D9D9D9"/>
+            </w:tcBorders>
+            <w:shd w:val="clear" w:color="auto" w:fill="404040"/>
+            <w:tcMar>
+              <w:top w:w="95" w:type="dxa"/>
+              <w:left w:w="95" w:type="dxa"/>
+              <w:bottom w:w="95" w:type="dxa"/>
+              <w:right w:w="95" w:type="dxa"/>
+            </w:tcMar>
+            <w:vAlign w:val="center"/>
+          </w:tcPr>
+          <w:p>
+            <w:pPr>
+              <w:spacing w:after="0"/>
+            </w:pPr>
+            <w:r>
+              <w:rPr>
+                <w:b/>
+                <w:color w:val="FFFFFF"/>
+                <w:sz w:val="19"/>
+              </w:rPr>
+              <w:t>Use</w:t>
+            </w:r>
+          </w:p>
+        </w:tc>
+      </w:tr>
+      <w:tr>
+        <w:trPr>
+          <w:cantSplit/>
+          <w:jc w:val="center"/>
+        </w:trPr>
+        <w:tc>
+          <w:tcPr>
+            <w:tcW w:w="1872" w:type="dxa"/>
+            <w:tcBorders>
+              <w:top w:val="single" w:sz="4" w:space="0" w:color="D9D9D9"/>
+              <w:left w:val="single" w:sz="4" w:space="0" w:color="D9D9D9"/>
+              <w:bottom w:val="single" w:sz="4" w:space="0" w:color="D9D9D9"/>
+              <w:right w:val="single" w:sz="4" w:space="0" w:color="D9D9D9"/>
+            </w:tcBorders>
+            <w:shd w:val="clear" w:color="auto" w:fill="FFFFFF"/>
+            <w:tcMar>
+              <w:top w:w="95" w:type="dxa"/>
+              <w:left w:w="95" w:type="dxa"/>
+              <w:bottom w:w="95" w:type="dxa"/>
+              <w:right w:w="95" w:type="dxa"/>
+            </w:tcMar>
+            <w:vAlign w:val="center"/>
+          </w:tcPr>
+          <w:p>
+            <w:pPr>
+              <w:spacing w:after="0"/>
+            </w:pPr>
+            <w:r>
+              <w:rPr>
+                <w:sz w:val="19"/>
+              </w:rPr>
+              <w:t>factory.bin</w:t>
+            </w:r>
+          </w:p>
+        </w:tc>
+        <w:tc>
+          <w:tcPr>
+            <w:tcW w:w="7877" w:type="dxa"/>
+            <w:tcBorders>
+              <w:top w:val="single" w:sz="4" w:space="0" w:color="D9D9D9"/>
+              <w:left w:val="single" w:sz="4" w:space="0" w:color="D9D9D9"/>
+              <w:bottom w:val="single" w:sz="4" w:space="0" w:color="D9D9D9"/>
+              <w:right w:val="single" w:sz="4" w:space="0" w:color="D9D9D9"/>
+            </w:tcBorders>
+            <w:shd w:val="clear" w:color="auto" w:fill="FFFFFF"/>
+            <w:tcMar>
+              <w:top w:w="95" w:type="dxa"/>
+              <w:left w:w="95" w:type="dxa"/>
+              <w:bottom w:w="95" w:type="dxa"/>
+              <w:right w:w="95" w:type="dxa"/>
+            </w:tcMar>
+            <w:vAlign w:val="center"/>
+          </w:tcPr>
+          <w:p>
+            <w:pPr>
+              <w:spacing w:after="0"/>
+            </w:pPr>
+            <w:r>
+              <w:rPr>
+                <w:sz w:val="19"/>
+              </w:rPr>
+              <w:t>Complete image for initial USB flashing at address 0x0 after mass erase.</w:t>
+            </w:r>
+          </w:p>
+        </w:tc>
+      </w:tr>
+      <w:tr>
+        <w:trPr>
+          <w:cantSplit/>
+          <w:jc w:val="center"/>
+        </w:trPr>
+        <w:tc>
+          <w:tcPr>
+            <w:tcW w:w="1872" w:type="dxa"/>
+            <w:tcBorders>
+              <w:top w:val="single" w:sz="4" w:space="0" w:color="D9D9D9"/>
+              <w:left w:val="single" w:sz="4" w:space="0" w:color="D9D9D9"/>
+              <w:bottom w:val="single" w:sz="4" w:space="0" w:color="D9D9D9"/>
+              <w:right w:val="single" w:sz="4" w:space="0" w:color="D9D9D9"/>
+            </w:tcBorders>
+            <w:shd w:val="clear" w:color="auto" w:fill="F2F2F2"/>
+            <w:tcMar>
+              <w:top w:w="95" w:type="dxa"/>
+              <w:left w:w="95" w:type="dxa"/>
+              <w:bottom w:w="95" w:type="dxa"/>
+              <w:right w:w="95" w:type="dxa"/>
+            </w:tcMar>
+            <w:vAlign w:val="center"/>
+          </w:tcPr>
+          <w:p>
+            <w:pPr>
+              <w:spacing w:after="0"/>
+            </w:pPr>
+            <w:r>
+              <w:rPr>
+                <w:sz w:val="19"/>
+              </w:rPr>
+              <w:t>update.bin</w:t>
+            </w:r>
+          </w:p>
+        </w:tc>
+        <w:tc>
+          <w:tcPr>
+            <w:tcW w:w="7877" w:type="dxa"/>
+            <w:tcBorders>
+              <w:top w:val="single" w:sz="4" w:space="0" w:color="D9D9D9"/>
+              <w:left w:val="single" w:sz="4" w:space="0" w:color="D9D9D9"/>
+              <w:bottom w:val="single" w:sz="4" w:space="0" w:color="D9D9D9"/>
+              <w:right w:val="single" w:sz="4" w:space="0" w:color="D9D9D9"/>
+            </w:tcBorders>
+            <w:shd w:val="clear" w:color="auto" w:fill="F2F2F2"/>
+            <w:tcMar>
+              <w:top w:w="95" w:type="dxa"/>
+              <w:left w:w="95" w:type="dxa"/>
+              <w:bottom w:w="95" w:type="dxa"/>
+              <w:right w:w="95" w:type="dxa"/>
+            </w:tcMar>
+            <w:vAlign w:val="center"/>
+          </w:tcPr>
+          <w:p>
+            <w:pPr>
+              <w:spacing w:after="0"/>
+            </w:pPr>
+            <w:r>
+              <w:rPr>
+                <w:sz w:val="19"/>
+              </w:rPr>
+              <w:t>Signed native and managed OTA package for delivery by the server. Build it separately with the existing private PEM.</w:t>
+            </w:r>
+          </w:p>
+        </w:tc>
+      </w:tr>
+      <w:tr>
+        <w:trPr>
+          <w:cantSplit/>
+          <w:jc w:val="center"/>
+        </w:trPr>
+        <w:tc>
+          <w:tcPr>
+            <w:tcW w:w="1872" w:type="dxa"/>
+            <w:tcBorders>
+              <w:top w:val="single" w:sz="4" w:space="0" w:color="D9D9D9"/>
+              <w:left w:val="single" w:sz="4" w:space="0" w:color="D9D9D9"/>
+              <w:bottom w:val="single" w:sz="4" w:space="0" w:color="D9D9D9"/>
+              <w:right w:val="single" w:sz="4" w:space="0" w:color="D9D9D9"/>
+            </w:tcBorders>
+            <w:shd w:val="clear" w:color="auto" w:fill="FFFFFF"/>
+            <w:tcMar>
+              <w:top w:w="95" w:type="dxa"/>
+              <w:left w:w="95" w:type="dxa"/>
+              <w:bottom w:w="95" w:type="dxa"/>
+              <w:right w:w="95" w:type="dxa"/>
+            </w:tcMar>
+            <w:vAlign w:val="center"/>
+          </w:tcPr>
+          <w:p>
+            <w:pPr>
+              <w:spacing w:after="0"/>
+            </w:pPr>
+            <w:r>
+              <w:rPr>
+                <w:sz w:val="19"/>
+              </w:rPr>
+              <w:t>application.bin</w:t>
+            </w:r>
+          </w:p>
+        </w:tc>
+        <w:tc>
+          <w:tcPr>
+            <w:tcW w:w="7877" w:type="dxa"/>
+            <w:tcBorders>
+              <w:top w:val="single" w:sz="4" w:space="0" w:color="D9D9D9"/>
+              <w:left w:val="single" w:sz="4" w:space="0" w:color="D9D9D9"/>
+              <w:bottom w:val="single" w:sz="4" w:space="0" w:color="D9D9D9"/>
+              <w:right w:val="single" w:sz="4" w:space="0" w:color="D9D9D9"/>
+            </w:tcBorders>
+            <w:shd w:val="clear" w:color="auto" w:fill="FFFFFF"/>
+            <w:tcMar>
+              <w:top w:w="95" w:type="dxa"/>
+              <w:left w:w="95" w:type="dxa"/>
+              <w:bottom w:w="95" w:type="dxa"/>
+              <w:right w:w="95" w:type="dxa"/>
+            </w:tcMar>
+            <w:vAlign w:val="center"/>
+          </w:tcPr>
+          <w:p>
+            <w:pPr>
+              <w:spacing w:after="0"/>
+            </w:pPr>
+            <w:r>
+              <w:rPr>
+                <w:sz w:val="19"/>
+              </w:rPr>
+              <w:t>Managed deployment only. Included in the factory build above; it is not a complete firmware or OTA package.</w:t>
+            </w:r>
+          </w:p>
+        </w:tc>
+      </w:tr>
+    </w:tbl>
+    <w:p>
+      <w:pPr>
+        <w:pStyle w:val="Heading1"/>
+        <w:pageBreakBefore/>
+      </w:pPr>
+      <w:r>
+        <w:lastRenderedPageBreak/>
+        <w:t>4 Flash the new board from Windows</w:t>
+      </w:r>
+    </w:p>
+    <w:p>
+      <w:r>
+        <w:t>Connect the native ESP32-S3 USB port. Close Visual Studio and all serial monitors to release the COM port. Run these commands in Windows PowerShell; set the release to the ID used above and replace COM5 with this board's port.</w:t>
+      </w:r>
+    </w:p>
+    <w:p>
       <w:r>
         <w:rPr>
           <w:b/>
-          <w:bCs/>
         </w:rPr>
-        <w:t>ESP32-S3 with 16 MB flash and 8 MB Octal PSRAM</w:t>
-      </w:r>
-      <w:r>
-        <w:t>.</w:t>
-      </w:r>
-    </w:p>
-    <w:p>
-      <w:r>
-        <w:t xml:space="preserve">Visual Studio deployment and signed OTA remain enabled. </w:t>
-      </w:r>
-      <w:r>
-        <w:rPr>
-          <w:b/>
-          <w:bCs/>
-        </w:rPr>
-        <w:t>Secure Boot stays disabled.</w:t>
-      </w:r>
-    </w:p>
-    <w:p>
-      <w:pPr>
-        <w:numPr>
-          <w:ilvl w:val="0"/>
-          <w:numId w:val="1"/>
-        </w:numPr>
-      </w:pPr>
-      <w:r>
-        <w:rPr>
-          <w:b/>
-          <w:bCs/>
-        </w:rPr>
-        <w:t>Build the managed application in Windows PowerShell.</w:t>
-      </w:r>
-    </w:p>
-    <w:p>
-      <w:r>
-        <w:t>$ErrorActionPreference = "Stop"</w:t>
-      </w:r>
-    </w:p>
-    <w:p>
-      <w:r>
-        <w:t>$nfRoot = "C:\Users\MMDev\Documents\GitHub\nf-interpreter"</w:t>
-      </w:r>
-    </w:p>
-    <w:p/>
-    <w:p>
-      <w:r>
-        <w:t>Set-Location "C:\Users\MMDev\Documents\GitHub\SeadragonS3"</w:t>
-      </w:r>
-    </w:p>
-    <w:p/>
-    <w:p>
-      <w:r>
-        <w:t>.\firmware\ota\build-managed.ps1 -NFInterpreterRoot $nfRoot</w:t>
-      </w:r>
-    </w:p>
-    <w:p/>
-    <w:p>
-      <w:r>
-        <w:t>New-Item -ItemType Directory -Force `</w:t>
-      </w:r>
-    </w:p>
-    <w:p>
-      <w:r>
-        <w:t xml:space="preserve">  -Path "$nfRoot\build\ota-validation" | Out-Null</w:t>
-      </w:r>
-    </w:p>
-    <w:p/>
-    <w:p>
-      <w:r>
-        <w:t>Copy-Item -LiteralPath ".\SeadragonS3\bin\Release\application.bin" `</w:t>
-      </w:r>
-    </w:p>
-    <w:p>
-      <w:r>
-        <w:t xml:space="preserve">  -Destination "$nfRoot\build\ota-validation\application.bin" -Force</w:t>
-      </w:r>
-    </w:p>
-    <w:p/>
-    <w:p>
-      <w:r>
-        <w:t>This builds the application with its managed dependencies, checks the native interop contract, and copies the deployment image into the firmware workspace.</w:t>
-      </w:r>
-    </w:p>
-    <w:p>
-      <w:pPr>
-        <w:numPr>
-          <w:ilvl w:val="0"/>
-          <w:numId w:val="1"/>
-        </w:numPr>
-      </w:pPr>
-      <w:r>
-        <w:rPr>
-          <w:b/>
-          <w:bCs/>
-        </w:rPr>
-        <w:t>Build the native firmware inside the ESP32 dev-container’s Bash terminal.</w:t>
-      </w:r>
-    </w:p>
-    <w:p>
-      <w:r>
-        <w:t>Open nf-interpreter in its ESP32 dev container, then run:</w:t>
-      </w:r>
-    </w:p>
-    <w:p>
-      <w:r>
-        <w:t>set -e</w:t>
-      </w:r>
-    </w:p>
-    <w:p>
-      <w:r>
-        <w:t>cd /workspaces/nf-interpreter</w:t>
-      </w:r>
-    </w:p>
-    <w:p/>
-    <w:p>
-      <w:r>
-        <w:t>python -m pip install -r tools/product_ota/requirements.txt kconfiglib</w:t>
-      </w:r>
-    </w:p>
-    <w:p>
-      <w:r>
-        <w:t>mkdir -p build/initial-config</w:t>
-      </w:r>
-    </w:p>
-    <w:p/>
-    <w:p>
-      <w:r>
-        <w:t>cmake --preset PRODUCT_S3_OTA \</w:t>
-      </w:r>
-    </w:p>
-    <w:p>
-      <w:r>
-        <w:t xml:space="preserve">  -B build/product_s3_vs_debug \</w:t>
-      </w:r>
-    </w:p>
-    <w:p>
-      <w:r>
-        <w:t xml:space="preserve">  -DCMAKE_BUILD_TYPE=MinSizeRel \</w:t>
-      </w:r>
-    </w:p>
-    <w:p>
-      <w:r>
-        <w:t xml:space="preserve">  -DNF_USER_KCONFIG_OVERLAY="" \</w:t>
-      </w:r>
-    </w:p>
-    <w:p>
-      <w:r>
-        <w:t xml:space="preserve">  -DNF_PRODUCT_OTA_ALLOW_VS_DEPLOY=ON \</w:t>
-      </w:r>
-    </w:p>
-    <w:p>
-      <w:r>
-        <w:lastRenderedPageBreak/>
-        <w:t xml:space="preserve">  -DNF_PRODUCT_MANAGED_IMAGE="$PWD/build/ota-validation/application.bin" \</w:t>
-      </w:r>
-    </w:p>
-    <w:p>
-      <w:r>
-        <w:t xml:space="preserve">  -DNF_PRODUCT_RELEASE_ID=vs-dev \</w:t>
-      </w:r>
-    </w:p>
-    <w:p>
-      <w:r>
-        <w:t xml:space="preserve">  -DNF_PRODUCT_PUBLIC_KEY="$PWD/config/product-ota-public.pem" \</w:t>
-      </w:r>
-    </w:p>
-    <w:p>
-      <w:r>
-        <w:t xml:space="preserve">  -DNF_PRODUCT_CONFIG_DIRECTORY="$PWD/build/initial-config"</w:t>
-      </w:r>
-    </w:p>
-    <w:p/>
-    <w:p>
-      <w:r>
-        <w:t>cmake --build build/product_s3_vs_debug --parallel 8</w:t>
-      </w:r>
-    </w:p>
-    <w:p>
-      <w:r>
-        <w:t xml:space="preserve">Keep build/initial-config empty for a fresh device filesystem. The corrected image generation should report </w:t>
-      </w:r>
-      <w:r>
-        <w:rPr>
-          <w:b/>
-          <w:bCs/>
-        </w:rPr>
-        <w:t>Name Max: 255</w:t>
-      </w:r>
-      <w:r>
-        <w:t>.</w:t>
-      </w:r>
-    </w:p>
-    <w:p>
-      <w:pPr>
-        <w:numPr>
-          <w:ilvl w:val="0"/>
-          <w:numId w:val="1"/>
-        </w:numPr>
-      </w:pPr>
-      <w:r>
-        <w:rPr>
-          <w:b/>
-          <w:bCs/>
-        </w:rPr>
-        <w:t>Combine the firmware and application into the factory image.</w:t>
-      </w:r>
-    </w:p>
-    <w:p>
-      <w:r>
-        <w:t>Still inside the dev container:</w:t>
-      </w:r>
-    </w:p>
-    <w:p>
-      <w:r>
-        <w:t>cd /workspaces/nf-interpreter/build/product_s3_vs_debug</w:t>
-      </w:r>
-    </w:p>
-    <w:p/>
-    <w:p>
-      <w:r>
-        <w:t>python /sources/esp-idf/components/esptool_py/esptool/esptool.py \</w:t>
-      </w:r>
-    </w:p>
-    <w:p>
-      <w:r>
-        <w:t xml:space="preserve">  --chip esp32s3 merge_bin -o factory.bin \</w:t>
-      </w:r>
-    </w:p>
-    <w:p>
-      <w:r>
-        <w:t xml:space="preserve">  --flash_mode dio --flash_freq 80m --flash_size 16MB \</w:t>
-      </w:r>
-    </w:p>
-    <w:p>
-      <w:r>
-        <w:t xml:space="preserve">  0x000000 bootloader/bootloader.bin \</w:t>
-      </w:r>
-    </w:p>
-    <w:p>
-      <w:r>
-        <w:t xml:space="preserve">  0x008000 partition_table/partition-table.bin \</w:t>
-      </w:r>
-    </w:p>
-    <w:p>
-      <w:r>
-        <w:t xml:space="preserve">  0x010000 nanoCLR.bin \</w:t>
-      </w:r>
-    </w:p>
-    <w:p>
-      <w:r>
-        <w:t xml:space="preserve">  0x350000 ../ota-validation/application.bin \</w:t>
-      </w:r>
-    </w:p>
-    <w:p>
-      <w:r>
-        <w:t xml:space="preserve">  0x910000 ota_data_initial.bin \</w:t>
-      </w:r>
-    </w:p>
-    <w:p>
-      <w:r>
-        <w:t xml:space="preserve">  0x912000 config.bin</w:t>
-      </w:r>
-    </w:p>
-    <w:p>
-      <w:r>
-        <w:t>The resulting [factory.bin](C:/Users/MMDev/Documents/GitHub/nf-interpreter/build/product_s3_vs_debug/factory.bin) contains the bootloader, partition table, native runtime, managed application and initial filesystem.</w:t>
-      </w:r>
-    </w:p>
-    <w:p>
-      <w:pPr>
-        <w:numPr>
-          <w:ilvl w:val="0"/>
-          <w:numId w:val="1"/>
-        </w:numPr>
-      </w:pPr>
-      <w:r>
-        <w:rPr>
-          <w:b/>
-          <w:bCs/>
-        </w:rPr>
-        <w:t>Flash the new board from Windows PowerShell.</w:t>
-      </w:r>
-    </w:p>
-    <w:p>
-      <w:r>
-        <w:t xml:space="preserve">Connect its </w:t>
-      </w:r>
-      <w:r>
-        <w:rPr>
-          <w:b/>
-          <w:bCs/>
-        </w:rPr>
-        <w:t>native ESP32-S3 USB port</w:t>
-      </w:r>
-      <w:r>
-        <w:t>. Close Visual Studio and any serial monitors before flashing.</w:t>
-      </w:r>
-    </w:p>
-    <w:p>
-      <w:r>
-        <w:t>Install the flashing tool and identify the new board’s COM port:</w:t>
-      </w:r>
-    </w:p>
-    <w:p>
-      <w:r>
-        <w:t>py -m pip install "esptool==4.12.0"</w:t>
-      </w:r>
-    </w:p>
-    <w:p>
+        <w:t>Mass erase</w:t>
+      </w:r>
+      <w:r>
+        <w:t xml:space="preserve"> removes all existing flash data, including configuration, identity, authentication keys and the stored voltage-dropout flag. Use this procedure for new boards or deliberate reprovisioning. Use signed OTA for routine updates that must retain settings.</w:t>
+      </w:r>
+    </w:p>
+    <w:p>
+      <w:pPr>
+        <w:pStyle w:val="Command"/>
+        <w:keepNext/>
+        <w:keepLines/>
+      </w:pPr>
+      <w:r>
+        <w:t>$ErrorActionPreference = 'Stop'</w:t>
+      </w:r>
+    </w:p>
+    <w:p>
+      <w:pPr>
+        <w:pStyle w:val="Command"/>
+        <w:keepNext/>
+        <w:keepLines/>
+      </w:pPr>
+      <w:r>
+        <w:t>$nfRoot = 'C:\Users\MMDev\Documents\GitHub\nf-interpreter'</w:t>
+      </w:r>
+    </w:p>
+    <w:p>
+      <w:pPr>
+        <w:pStyle w:val="Command"/>
+        <w:keepNext/>
+        <w:keepLines/>
+      </w:pPr>
+      <w:r>
+        <w:t>$release = '20261023-01'</w:t>
+      </w:r>
+    </w:p>
+    <w:p>
+      <w:pPr>
+        <w:pStyle w:val="Command"/>
+        <w:keepNext/>
+        <w:keepLines/>
+      </w:pPr>
+      <w:r>
+        <w:t>$espPort = 'COM</w:t>
+      </w:r>
+      <w:r>
+        <w:t>6</w:t>
+      </w:r>
+      <w:r>
+        <w:t>'</w:t>
+      </w:r>
+    </w:p>
+    <w:p>
+      <w:pPr>
+        <w:pStyle w:val="Command"/>
+        <w:keepNext/>
+        <w:keepLines/>
+      </w:pPr>
+      <w:r>
+        <w:t>$factory = "$nfRoot\build\releases\$release\factory.bin"</w:t>
+      </w:r>
+    </w:p>
+    <w:p>
+      <w:pPr>
+        <w:pStyle w:val="Command"/>
+        <w:keepNext/>
+        <w:keepLines/>
+      </w:pPr>
+    </w:p>
+    <w:p>
+      <w:pPr>
+        <w:pStyle w:val="Command"/>
+        <w:keepNext/>
+        <w:keepLines/>
+      </w:pPr>
+      <w:r>
+        <w:t>py -m pip install 'esptool==4.12.0'</w:t>
+      </w:r>
+    </w:p>
+    <w:p>
+      <w:pPr>
+        <w:pStyle w:val="Command"/>
+        <w:keepNext/>
+        <w:keepLines/>
+      </w:pPr>
       <w:r>
         <w:t>py -m serial.tools.list_ports -v</w:t>
       </w:r>
     </w:p>
     <w:p>
-      <w:r>
-        <w:t xml:space="preserve">Replace COM5 below with the new board’s port. </w:t>
-      </w:r>
-      <w:r>
-        <w:rPr>
-          <w:b/>
-          <w:bCs/>
-        </w:rPr>
-        <w:t>This command erases the entire flash, including existing settings.</w:t>
-      </w:r>
-    </w:p>
-    <w:p>
-      <w:r>
-        <w:t>$espPort = "COM5"</w:t>
-      </w:r>
-    </w:p>
-    <w:p/>
-    <w:p>
+      <w:pPr>
+        <w:pStyle w:val="Command"/>
+        <w:keepNext/>
+        <w:keepLines/>
+      </w:pPr>
+      <w:r>
+        <w:t>if ((Get-Item -LiteralPath $factory).Length -ne 16777216) {</w:t>
+      </w:r>
+    </w:p>
+    <w:p>
+      <w:pPr>
+        <w:pStyle w:val="Command"/>
+        <w:keepNext/>
+        <w:keepLines/>
+      </w:pPr>
+      <w:r>
+        <w:t xml:space="preserve">  throw 'Expected a complete 16 MB factory image'</w:t>
+      </w:r>
+    </w:p>
+    <w:p>
+      <w:pPr>
+        <w:pStyle w:val="Command"/>
+        <w:keepNext/>
+        <w:keepLines/>
+      </w:pPr>
+      <w:r>
+        <w:t>}</w:t>
+      </w:r>
+    </w:p>
+    <w:p>
+      <w:pPr>
+        <w:pStyle w:val="Command"/>
+        <w:keepNext/>
+        <w:keepLines/>
+      </w:pPr>
       <w:r>
         <w:t>py -m esptool --chip esp32s3 --port $espPort --baud 460800 `</w:t>
       </w:r>
     </w:p>
     <w:p>
-      <w:r>
-        <w:t xml:space="preserve">  write_flash --erase-all 0x0 `</w:t>
-      </w:r>
-    </w:p>
-    <w:p>
-      <w:r>
-        <w:t xml:space="preserve">  "C:\Users\MMDev\Documents\GitHub\nf-interpreter\build\product_s3_vs_debug\factory.bin"</w:t>
-      </w:r>
-    </w:p>
-    <w:p>
-      <w:r>
-        <w:t xml:space="preserve">If it cannot connect, hold </w:t>
-      </w:r>
-      <w:r>
-        <w:rPr>
-          <w:b/>
-          <w:bCs/>
-        </w:rPr>
-        <w:t>BOOT</w:t>
-      </w:r>
-      <w:r>
-        <w:t xml:space="preserve">, tap </w:t>
-      </w:r>
-      <w:r>
-        <w:rPr>
-          <w:b/>
-          <w:bCs/>
-        </w:rPr>
-        <w:t>RESET</w:t>
-      </w:r>
-      <w:r>
-        <w:t xml:space="preserve">, release </w:t>
-      </w:r>
-      <w:r>
-        <w:rPr>
-          <w:b/>
-          <w:bCs/>
-        </w:rPr>
-        <w:t>BOOT</w:t>
-      </w:r>
-      <w:r>
-        <w:t>, then retry.</w:t>
-      </w:r>
-    </w:p>
-    <w:p>
-      <w:pPr>
-        <w:numPr>
-          <w:ilvl w:val="0"/>
-          <w:numId w:val="1"/>
-        </w:numPr>
-      </w:pPr>
-      <w:r>
-        <w:rPr>
-          <w:b/>
-          <w:bCs/>
-        </w:rPr>
-        <w:t>Start and verify the board.</w:t>
-      </w:r>
-    </w:p>
-    <w:p>
-      <w:r>
-        <w:t>After flashing, reset or reconnect it. SeadragonS3 is already present and starts automatically—no initial Visual Studio deployment is required.</w:t>
-      </w:r>
-    </w:p>
-    <w:p>
-      <w:r>
-        <w:t>Before reopening Visual Studio, you can verify discovery:</w:t>
-      </w:r>
-    </w:p>
-    <w:p>
+      <w:pPr>
+        <w:pStyle w:val="Command"/>
+        <w:keepNext/>
+        <w:keepLines/>
+      </w:pPr>
+      <w:r>
+        <w:t xml:space="preserve">  write_flash --erase-all --flash_mode dio `</w:t>
+      </w:r>
+    </w:p>
+    <w:p>
+      <w:pPr>
+        <w:pStyle w:val="Command"/>
+        <w:keepNext/>
+        <w:keepLines/>
+      </w:pPr>
+      <w:r>
+        <w:t xml:space="preserve">  --flash_freq 80m --flash_size 16MB 0x0 $factory</w:t>
+      </w:r>
+    </w:p>
+    <w:p>
+      <w:pPr>
+        <w:pStyle w:val="Command"/>
+        <w:keepLines/>
+        <w:spacing w:after="140"/>
+      </w:pPr>
+      <w:r>
+        <w:t>if ($LASTEXITCODE -ne 0) { throw 'Flashing failed' }</w:t>
+      </w:r>
+    </w:p>
+    <w:p>
+      <w:r>
+        <w:t>If esptool cannot connect, hold BOOT, tap RESET, release BOOT, then retry. After flashing finishes, reset or reconnect the board with BOOT released. The managed application is already installed and starts automatically.</w:t>
+      </w:r>
+    </w:p>
+    <w:p>
+      <w:pPr>
+        <w:pStyle w:val="Heading2"/>
+      </w:pPr>
+      <w:r>
+        <w:t>5 Verify startup and Visual Studio deployment</w:t>
+      </w:r>
+    </w:p>
+    <w:p>
+      <w:r>
+        <w:t>Before reopening Visual Studio, check discovery:</w:t>
+      </w:r>
+    </w:p>
+    <w:p>
+      <w:pPr>
+        <w:pStyle w:val="Command"/>
+        <w:keepLines/>
+        <w:spacing w:after="140"/>
+      </w:pPr>
       <w:r>
         <w:t>nanoff --listdevices --suppressnanoffversioncheck</w:t>
       </w:r>
     </w:p>
     <w:p>
       <w:r>
-        <w:t xml:space="preserve">Then open Visual Studio. Device Explorer should show </w:t>
-      </w:r>
-      <w:r>
-        <w:rPr>
-          <w:b/>
-          <w:bCs/>
-        </w:rPr>
-        <w:t>PRODUCT_S3_OTA @ COMx</w:t>
-      </w:r>
-      <w:r>
-        <w:t>, ready for normal Deploy/F5.</w:t>
-      </w:r>
-    </w:p>
-    <w:p>
-      <w:r>
-        <w:t>You can reuse this factory image on additional boards with the same hardware configuration. For later OTA releases, keep NF_PRODUCT_OTA_ALLOW_VS_DEPLOY=ON in the incoming firmware to retain Visual Studio deployment.</w:t>
-      </w:r>
-    </w:p>
-    <w:p/>
+        <w:t>Open Visual Studio and refresh Device Explorer. Expect PRODUCT_S3_OTA @ COMx, ready for Deploy or F5. If nanoff finds it but Device Explorer does not, fully close and reopen Visual Studio, then confirm device watchers are enabled. Recheck the COM port after a reset or replug.</w:t>
+      </w:r>
+    </w:p>
+    <w:p>
+      <w:r>
+        <w:t>The new application reports the internal chip temperature in HardwareStatus, or 0 if reading fails. After a confirmed server connection it sends signed PowerStatus function 17: 1 means OK; 2 means a stored brownout. Deploy the matching MeterMacsCore and MM-Nexus changes first to show VOLTAGEALARM, alarm history and live bell updates. A normal new-board power-on reports OK.</w:t>
+      </w:r>
+    </w:p>
+    <w:p>
+      <w:pPr>
+        <w:pStyle w:val="Heading2"/>
+      </w:pPr>
+      <w:r>
+        <w:t>Later deployments and OTA updates</w:t>
+      </w:r>
+    </w:p>
+    <w:p>
+      <w:r>
+        <w:t>Keep NF_PRODUCT_OTA_ALLOW_VS_DEPLOY=ON in every incoming firmware release to retain Visual Studio deployment. The current application requires the matching Product.Firmware 1.2.0.0 runtime; install native and managed changes together when that contract changes.</w:t>
+      </w:r>
+    </w:p>
+    <w:p>
+      <w:r>
+        <w:t>Stop Visual Studio debugging before an OTA installation and reconnect after the device finishes installing and rebooting. Do not interrupt it merely because the LEDs go off during installation. For routine OTA builds, clear NF_PRODUCT_CONFIG_DIRECTORY and package the matching runtime and application as a signed update.bin; do not send factory.bin through the OTA protocol.</w:t>
+      </w:r>
+    </w:p>
     <w:sectPr>
+      <w:footerReference w:type="default" r:id="rId7"/>
       <w:pgSz w:w="11906" w:h="16838"/>
-      <w:pgMar w:top="1440" w:right="1440" w:bottom="1440" w:left="1440" w:header="708" w:footer="708" w:gutter="0"/>
+      <w:pgMar w:top="936" w:right="1080" w:bottom="936" w:left="1080" w:header="708" w:footer="432" w:gutter="0"/>
       <w:cols w:space="708"/>
       <w:docGrid w:linePitch="360"/>
     </w:sectPr>
   </w:body>
 </w:document>
+</file>
+
+<file path=word/endnotes.xml><?xml version="1.0" encoding="utf-8"?>
+<w:endnotes xmlns:wpc="http://schemas.microsoft.com/office/word/2010/wordprocessingCanvas" xmlns:cx="http://schemas.microsoft.com/office/drawing/2014/chartex" xmlns:cx1="http://schemas.microsoft.com/office/drawing/2015/9/8/chartex" xmlns:cx2="http://schemas.microsoft.com/office/drawing/2015/10/21/chartex" xmlns:cx3="http://schemas.microsoft.com/office/drawing/2016/5/9/chartex" xmlns:cx4="http://schemas.microsoft.com/office/drawing/2016/5/10/chartex" xmlns:cx5="http://schemas.microsoft.com/office/drawing/2016/5/11/chartex" xmlns:cx6="http://schemas.microsoft.com/office/drawing/2016/5/12/chartex" xmlns:cx7="http://schemas.microsoft.com/office/drawing/2016/5/13/chartex" xmlns:cx8="http://schemas.microsoft.com/office/drawing/2016/5/14/chartex" xmlns:mc="http://schemas.openxmlformats.org/markup-compatibility/2006" xmlns:aink="http://schemas.microsoft.com/office/drawing/2016/ink" xmlns:am3d="http://schemas.microsoft.com/office/drawing/2017/model3d" xmlns:o="urn:schemas-microsoft-com:office:office" xmlns:oel="http://schemas.microsoft.com/office/2019/extlst" xmlns:r="http://schemas.openxmlformats.org/officeDocument/2006/relationships" xmlns:m="http://schemas.openxmlformats.org/officeDocument/2006/math" xmlns:v="urn:schemas-microsoft-com:vml" xmlns:wp14="http://schemas.microsoft.com/office/word/2010/wordprocessingDrawing" xmlns:wp="http://schemas.openxmlformats.org/drawingml/2006/wordprocessingDrawing" xmlns:w10="urn:schemas-microsoft-com:office:word" xmlns:w="http://schemas.openxmlformats.org/wordprocessingml/2006/main" xmlns:w14="http://schemas.microsoft.com/office/word/2010/wordml" xmlns:w15="http://schemas.microsoft.com/office/word/2012/wordml" xmlns:w16cex="http://schemas.microsoft.com/office/word/2018/wordml/cex" xmlns:w16cid="http://schemas.microsoft.com/office/word/2016/wordml/cid" xmlns:w16="http://schemas.microsoft.com/office/word/2018/wordml" xmlns:w16du="http://schemas.microsoft.com/office/word/2023/wordml/word16du" xmlns:w16sdtdh="http://schemas.microsoft.com/office/word/2020/wordml/sdtdatahash" xmlns:w16sdtfl="http://schemas.microsoft.com/office/word/2024/wordml/sdtformatlock" xmlns:w16se="http://schemas.microsoft.com/office/word/2015/wordml/symex" xmlns:wpg="http://schemas.microsoft.com/office/word/2010/wordprocessingGroup" xmlns:wpi="http://schemas.microsoft.com/office/word/2010/wordprocessingInk" xmlns:wne="http://schemas.microsoft.com/office/word/2006/wordml" xmlns:wps="http://schemas.microsoft.com/office/word/2010/wordprocessingShape" mc:Ignorable="w14 w15 w16se w16cid w16 w16cex w16sdtdh w16sdtfl w16du wp14">
+  <w:endnote w:type="separator" w:id="-1">
+    <w:p>
+      <w:pPr>
+        <w:spacing w:after="0" w:line="240" w:lineRule="auto"/>
+      </w:pPr>
+      <w:r>
+        <w:separator/>
+      </w:r>
+    </w:p>
+  </w:endnote>
+  <w:endnote w:type="continuationSeparator" w:id="0">
+    <w:p>
+      <w:pPr>
+        <w:spacing w:after="0" w:line="240" w:lineRule="auto"/>
+      </w:pPr>
+      <w:r>
+        <w:continuationSeparator/>
+      </w:r>
+    </w:p>
+  </w:endnote>
+</w:endnotes>
+</file>
+
+<file path=word/footer1.xml><?xml version="1.0" encoding="utf-8"?>
+<w:ftr xmlns:wpc="http://schemas.microsoft.com/office/word/2010/wordprocessingCanvas" xmlns:cx="http://schemas.microsoft.com/office/drawing/2014/chartex" xmlns:cx1="http://schemas.microsoft.com/office/drawing/2015/9/8/chartex" xmlns:cx2="http://schemas.microsoft.com/office/drawing/2015/10/21/chartex" xmlns:cx3="http://schemas.microsoft.com/office/drawing/2016/5/9/chartex" xmlns:cx4="http://schemas.microsoft.com/office/drawing/2016/5/10/chartex" xmlns:cx5="http://schemas.microsoft.com/office/drawing/2016/5/11/chartex" xmlns:cx6="http://schemas.microsoft.com/office/drawing/2016/5/12/chartex" xmlns:cx7="http://schemas.microsoft.com/office/drawing/2016/5/13/chartex" xmlns:cx8="http://schemas.microsoft.com/office/drawing/2016/5/14/chartex" xmlns:mc="http://schemas.openxmlformats.org/markup-compatibility/2006" xmlns:aink="http://schemas.microsoft.com/office/drawing/2016/ink" xmlns:am3d="http://schemas.microsoft.com/office/drawing/2017/model3d" xmlns:o="urn:schemas-microsoft-com:office:office" xmlns:oel="http://schemas.microsoft.com/office/2019/extlst" xmlns:r="http://schemas.openxmlformats.org/officeDocument/2006/relationships" xmlns:m="http://schemas.openxmlformats.org/officeDocument/2006/math" xmlns:v="urn:schemas-microsoft-com:vml" xmlns:wp14="http://schemas.microsoft.com/office/word/2010/wordprocessingDrawing" xmlns:wp="http://schemas.openxmlformats.org/drawingml/2006/wordprocessingDrawing" xmlns:w10="urn:schemas-microsoft-com:office:word" xmlns:w="http://schemas.openxmlformats.org/wordprocessingml/2006/main" xmlns:w14="http://schemas.microsoft.com/office/word/2010/wordml" xmlns:w15="http://schemas.microsoft.com/office/word/2012/wordml" xmlns:w16cex="http://schemas.microsoft.com/office/word/2018/wordml/cex" xmlns:w16cid="http://schemas.microsoft.com/office/word/2016/wordml/cid" xmlns:w16="http://schemas.microsoft.com/office/word/2018/wordml" xmlns:w16du="http://schemas.microsoft.com/office/word/2023/wordml/word16du" xmlns:w16sdtdh="http://schemas.microsoft.com/office/word/2020/wordml/sdtdatahash" xmlns:w16sdtfl="http://schemas.microsoft.com/office/word/2024/wordml/sdtformatlock" xmlns:w16se="http://schemas.microsoft.com/office/word/2015/wordml/symex" xmlns:wpg="http://schemas.microsoft.com/office/word/2010/wordprocessingGroup" xmlns:wpi="http://schemas.microsoft.com/office/word/2010/wordprocessingInk" xmlns:wne="http://schemas.microsoft.com/office/word/2006/wordml" xmlns:wps="http://schemas.microsoft.com/office/word/2010/wordprocessingShape" mc:Ignorable="w14 w15 w16se w16cid w16 w16cex w16sdtdh w16sdtfl w16du wp14">
+  <w:p>
+    <w:pPr>
+      <w:jc w:val="right"/>
+    </w:pPr>
+    <w:r>
+      <w:rPr>
+        <w:sz w:val="18"/>
+      </w:rPr>
+      <w:t xml:space="preserve">Page </w:t>
+    </w:r>
+    <w:r>
+      <w:fldChar w:fldCharType="begin"/>
+    </w:r>
+    <w:r>
+      <w:instrText>PAGE</w:instrText>
+    </w:r>
+    <w:r>
+      <w:fldChar w:fldCharType="separate"/>
+    </w:r>
+    <w:r>
+      <w:rPr>
+        <w:noProof/>
+      </w:rPr>
+      <w:t>1</w:t>
+    </w:r>
+    <w:r>
+      <w:fldChar w:fldCharType="end"/>
+    </w:r>
+  </w:p>
+</w:ftr>
+</file>
+
+<file path=word/footnotes.xml><?xml version="1.0" encoding="utf-8"?>
+<w:footnotes xmlns:wpc="http://schemas.microsoft.com/office/word/2010/wordprocessingCanvas" xmlns:cx="http://schemas.microsoft.com/office/drawing/2014/chartex" xmlns:cx1="http://schemas.microsoft.com/office/drawing/2015/9/8/chartex" xmlns:cx2="http://schemas.microsoft.com/office/drawing/2015/10/21/chartex" xmlns:cx3="http://schemas.microsoft.com/office/drawing/2016/5/9/chartex" xmlns:cx4="http://schemas.microsoft.com/office/drawing/2016/5/10/chartex" xmlns:cx5="http://schemas.microsoft.com/office/drawing/2016/5/11/chartex" xmlns:cx6="http://schemas.microsoft.com/office/drawing/2016/5/12/chartex" xmlns:cx7="http://schemas.microsoft.com/office/drawing/2016/5/13/chartex" xmlns:cx8="http://schemas.microsoft.com/office/drawing/2016/5/14/chartex" xmlns:mc="http://schemas.openxmlformats.org/markup-compatibility/2006" xmlns:aink="http://schemas.microsoft.com/office/drawing/2016/ink" xmlns:am3d="http://schemas.microsoft.com/office/drawing/2017/model3d" xmlns:o="urn:schemas-microsoft-com:office:office" xmlns:oel="http://schemas.microsoft.com/office/2019/extlst" xmlns:r="http://schemas.openxmlformats.org/officeDocument/2006/relationships" xmlns:m="http://schemas.openxmlformats.org/officeDocument/2006/math" xmlns:v="urn:schemas-microsoft-com:vml" xmlns:wp14="http://schemas.microsoft.com/office/word/2010/wordprocessingDrawing" xmlns:wp="http://schemas.openxmlformats.org/drawingml/2006/wordprocessingDrawing" xmlns:w10="urn:schemas-microsoft-com:office:word" xmlns:w="http://schemas.openxmlformats.org/wordprocessingml/2006/main" xmlns:w14="http://schemas.microsoft.com/office/word/2010/wordml" xmlns:w15="http://schemas.microsoft.com/office/word/2012/wordml" xmlns:w16cex="http://schemas.microsoft.com/office/word/2018/wordml/cex" xmlns:w16cid="http://schemas.microsoft.com/office/word/2016/wordml/cid" xmlns:w16="http://schemas.microsoft.com/office/word/2018/wordml" xmlns:w16du="http://schemas.microsoft.com/office/word/2023/wordml/word16du" xmlns:w16sdtdh="http://schemas.microsoft.com/office/word/2020/wordml/sdtdatahash" xmlns:w16sdtfl="http://schemas.microsoft.com/office/word/2024/wordml/sdtformatlock" xmlns:w16se="http://schemas.microsoft.com/office/word/2015/wordml/symex" xmlns:wpg="http://schemas.microsoft.com/office/word/2010/wordprocessingGroup" xmlns:wpi="http://schemas.microsoft.com/office/word/2010/wordprocessingInk" xmlns:wne="http://schemas.microsoft.com/office/word/2006/wordml" xmlns:wps="http://schemas.microsoft.com/office/word/2010/wordprocessingShape" mc:Ignorable="w14 w15 w16se w16cid w16 w16cex w16sdtdh w16sdtfl w16du wp14">
+  <w:footnote w:type="separator" w:id="-1">
+    <w:p>
+      <w:pPr>
+        <w:spacing w:after="0" w:line="240" w:lineRule="auto"/>
+      </w:pPr>
+      <w:r>
+        <w:separator/>
+      </w:r>
+    </w:p>
+  </w:footnote>
+  <w:footnote w:type="continuationSeparator" w:id="0">
+    <w:p>
+      <w:pPr>
+        <w:spacing w:after="0" w:line="240" w:lineRule="auto"/>
+      </w:pPr>
+      <w:r>
+        <w:continuationSeparator/>
+      </w:r>
+    </w:p>
+  </w:footnote>
+</w:footnotes>
 </file>
 
 <file path=word/numbering.xml><?xml version="1.0" encoding="utf-8"?>
@@ -984,6 +1940,14 @@
   <w:style w:type="paragraph" w:default="1" w:styleId="Normal">
     <w:name w:val="Normal"/>
     <w:qFormat/>
+    <w:pPr>
+      <w:spacing w:after="120" w:line="254" w:lineRule="auto"/>
+    </w:pPr>
+    <w:rPr>
+      <w:rFonts w:ascii="Aptos" w:hAnsi="Aptos"/>
+      <w:color w:val="000000"/>
+      <w:sz w:val="21"/>
+    </w:rPr>
   </w:style>
   <w:style w:type="paragraph" w:styleId="Heading1">
     <w:name w:val="heading 1"/>
@@ -996,13 +1960,12 @@
     <w:pPr>
       <w:keepNext/>
       <w:keepLines/>
-      <w:spacing w:before="360" w:after="80"/>
+      <w:spacing w:before="180"/>
       <w:outlineLvl w:val="0"/>
     </w:pPr>
     <w:rPr>
       <w:rFonts w:asciiTheme="majorHAnsi" w:eastAsiaTheme="majorEastAsia" w:hAnsiTheme="majorHAnsi" w:cstheme="majorBidi"/>
-      <w:color w:val="0F4761" w:themeColor="accent1" w:themeShade="BF"/>
-      <w:sz w:val="40"/>
+      <w:sz w:val="30"/>
       <w:szCs w:val="40"/>
     </w:rPr>
   </w:style>
@@ -1019,13 +1982,12 @@
     <w:pPr>
       <w:keepNext/>
       <w:keepLines/>
-      <w:spacing w:before="160" w:after="80"/>
+      <w:spacing w:before="180" w:after="100"/>
       <w:outlineLvl w:val="1"/>
     </w:pPr>
     <w:rPr>
       <w:rFonts w:asciiTheme="majorHAnsi" w:eastAsiaTheme="majorEastAsia" w:hAnsiTheme="majorHAnsi" w:cstheme="majorBidi"/>
-      <w:color w:val="0F4761" w:themeColor="accent1" w:themeShade="BF"/>
-      <w:sz w:val="32"/>
+      <w:sz w:val="24"/>
       <w:szCs w:val="32"/>
     </w:rPr>
   </w:style>
@@ -1187,6 +2149,7 @@
   <w:style w:type="character" w:default="1" w:styleId="DefaultParagraphFont">
     <w:name w:val="Default Paragraph Font"/>
     <w:uiPriority w:val="1"/>
+    <w:semiHidden/>
     <w:unhideWhenUsed/>
   </w:style>
   <w:style w:type="table" w:default="1" w:styleId="TableNormal">
@@ -1338,14 +2301,15 @@
     <w:qFormat/>
     <w:rsid w:val="00052685"/>
     <w:pPr>
-      <w:spacing w:after="80" w:line="240" w:lineRule="auto"/>
+      <w:spacing w:after="160" w:line="240" w:lineRule="auto"/>
       <w:contextualSpacing/>
     </w:pPr>
     <w:rPr>
       <w:rFonts w:asciiTheme="majorHAnsi" w:eastAsiaTheme="majorEastAsia" w:hAnsiTheme="majorHAnsi" w:cstheme="majorBidi"/>
+      <w:b/>
       <w:spacing w:val="-10"/>
       <w:kern w:val="28"/>
-      <w:sz w:val="56"/>
+      <w:sz w:val="44"/>
       <w:szCs w:val="56"/>
     </w:rPr>
   </w:style>
@@ -1378,7 +2342,6 @@
     </w:pPr>
     <w:rPr>
       <w:rFonts w:eastAsiaTheme="majorEastAsia" w:cstheme="majorBidi"/>
-      <w:color w:val="595959" w:themeColor="text1" w:themeTint="A6"/>
       <w:spacing w:val="15"/>
       <w:sz w:val="28"/>
       <w:szCs w:val="28"/>
@@ -1498,6 +2461,17 @@
       <w:smallCaps/>
       <w:color w:val="0F4761" w:themeColor="accent1" w:themeShade="BF"/>
       <w:spacing w:val="5"/>
+    </w:rPr>
+  </w:style>
+  <w:style w:type="paragraph" w:customStyle="1" w:styleId="Command">
+    <w:name w:val="Command"/>
+    <w:basedOn w:val="Normal"/>
+    <w:pPr>
+      <w:spacing w:after="0" w:line="216" w:lineRule="exact"/>
+    </w:pPr>
+    <w:rPr>
+      <w:rFonts w:ascii="Consolas" w:hAnsi="Consolas"/>
+      <w:sz w:val="18"/>
     </w:rPr>
   </w:style>
 </w:styles>

--- a/How to build Complete Bin and Flash.docx
+++ b/How to build Complete Bin and Flash.docx
@@ -12,17 +12,25 @@
     </w:p>
     <w:p>
       <w:r>
-        <w:t>Updated 23 October 2026</w:t>
-      </w:r>
-    </w:p>
-    <w:p>
-      <w:r>
-        <w:t>Create one factory.bin containing the native runtime and SeadragonS3 application for a new ESP32-S3 with 16 MB flash and 8 MB Octal PSRAM. Use PRODUCT_S3_OTA, which inherits the ESP32_S3_OCTAL hardware setup and adds paired OTA partitions.</w:t>
-      </w:r>
-    </w:p>
-    <w:p>
-      <w:r>
-        <w:t>This workflow keeps USB CDC debugging, Visual Studio deployment and signed OTA enabled. Secure Boot stays disabled. It includes PSRAM ECC, the modem binary-transfer fixes, internal temperature readings and persisted voltage-dropout reporting.</w:t>
+        <w:t>Updated 30 October 2026</w:t>
+      </w:r>
+    </w:p>
+    <w:p>
+      <w:r>
+        <w:t xml:space="preserve">Create one </w:t>
+      </w:r>
+      <w:proofErr w:type="spellStart"/>
+      <w:r>
+        <w:t>factory.bin</w:t>
+      </w:r>
+      <w:proofErr w:type="spellEnd"/>
+      <w:r>
+        <w:t xml:space="preserve"> containing the native runtime and SeadragonS3 application for a new ESP32-S3 with 16 MB flash and 8 MB Octal PSRAM. Use PRODUCT_S3_OTA, which inherits the ESP32_S3_OCTAL hardware setup and adds paired OTA partitions.</w:t>
+      </w:r>
+    </w:p>
+    <w:p>
+      <w:r>
+        <w:t>This workflow keeps USB CDC debugging, Visual Studio deployment and signed OTA enabled. Secure Boot stays disabled. It includes PSRAM ECC, the modem binary-transfer fixes, internal temperature readings, persisted voltage-dropout reporting and the Modbus UART fix: nanoCLR debug text is no longer sent on UART0, the Modbus port, when no debugger is attached.</w:t>
       </w:r>
     </w:p>
     <w:p>
@@ -35,27 +43,67 @@
     </w:p>
     <w:p>
       <w:r>
-        <w:t>Start Docker Desktop and have the nanoFramework extension installed in Visual Studio. Run the following in Windows PowerShell. Use a new release ID, 1 to 16 characters long, and use the same ID in every later command. The date-based ID below is an example.</w:t>
-      </w:r>
-    </w:p>
-    <w:p>
-      <w:pPr>
-        <w:pStyle w:val="Command"/>
-        <w:keepNext/>
-        <w:keepLines/>
-      </w:pPr>
-      <w:r>
-        <w:t>$ErrorActionPreference = 'Stop'</w:t>
-      </w:r>
-    </w:p>
-    <w:p>
-      <w:pPr>
-        <w:pStyle w:val="Command"/>
-        <w:keepNext/>
-        <w:keepLines/>
-      </w:pPr>
-      <w:r>
-        <w:t>$nfRoot = 'C:\Users\MMDev\Documents\GitHub\nf-interpreter'</w:t>
+        <w:t xml:space="preserve">Start Docker Desktop and have the </w:t>
+      </w:r>
+      <w:proofErr w:type="spellStart"/>
+      <w:r>
+        <w:t>nanoFramework</w:t>
+      </w:r>
+      <w:proofErr w:type="spellEnd"/>
+      <w:r>
+        <w:t xml:space="preserve"> extension installed in Visual Studio. Run the following in Windows PowerShell. Use a new release ID, 1 to 16 characters long, and use the same ID in every later command. The date-based ID below is an example.</w:t>
+      </w:r>
+    </w:p>
+    <w:p>
+      <w:pPr>
+        <w:pStyle w:val="Command"/>
+        <w:keepNext/>
+        <w:keepLines/>
+      </w:pPr>
+      <w:r>
+        <w:t>$</w:t>
+      </w:r>
+      <w:proofErr w:type="spellStart"/>
+      <w:r>
+        <w:t>ErrorActionPreference</w:t>
+      </w:r>
+      <w:proofErr w:type="spellEnd"/>
+      <w:r>
+        <w:t xml:space="preserve"> = 'Stop'</w:t>
+      </w:r>
+    </w:p>
+    <w:p>
+      <w:pPr>
+        <w:pStyle w:val="Command"/>
+        <w:keepNext/>
+        <w:keepLines/>
+      </w:pPr>
+      <w:r>
+        <w:t>$</w:t>
+      </w:r>
+      <w:proofErr w:type="spellStart"/>
+      <w:r>
+        <w:t>nfRoot</w:t>
+      </w:r>
+      <w:proofErr w:type="spellEnd"/>
+      <w:r>
+        <w:t xml:space="preserve"> = 'C:\Users\</w:t>
+      </w:r>
+      <w:proofErr w:type="spellStart"/>
+      <w:r>
+        <w:t>MMDev</w:t>
+      </w:r>
+      <w:proofErr w:type="spellEnd"/>
+      <w:r>
+        <w:t>\Documents\GitHub\</w:t>
+      </w:r>
+      <w:proofErr w:type="spellStart"/>
+      <w:r>
+        <w:t>nf</w:t>
+      </w:r>
+      <w:proofErr w:type="spellEnd"/>
+      <w:r>
+        <w:t>-interpreter'</w:t>
       </w:r>
     </w:p>
     <w:p>
@@ -75,101 +123,213 @@
         <w:keepLines/>
       </w:pPr>
       <w:r>
-        <w:t>$artifactDir = "$nfRoot\build\releases\$release"</w:t>
-      </w:r>
-    </w:p>
-    <w:p>
-      <w:pPr>
-        <w:pStyle w:val="Command"/>
-        <w:keepNext/>
-        <w:keepLines/>
-      </w:pPr>
-    </w:p>
-    <w:p>
-      <w:pPr>
-        <w:pStyle w:val="Command"/>
-        <w:keepNext/>
-        <w:keepLines/>
-      </w:pPr>
-      <w:r>
-        <w:t>Set-Location 'C:\Users\MMDev\Documents\GitHub\SeadragonS3'</w:t>
-      </w:r>
-    </w:p>
-    <w:p>
-      <w:pPr>
-        <w:pStyle w:val="Command"/>
-        <w:keepNext/>
-        <w:keepLines/>
-      </w:pPr>
-      <w:r>
-        <w:t>.\firmware\ota\build-managed.ps1 `</w:t>
-      </w:r>
-    </w:p>
-    <w:p>
-      <w:pPr>
-        <w:pStyle w:val="Command"/>
-        <w:keepNext/>
-        <w:keepLines/>
-      </w:pPr>
-      <w:r>
-        <w:t xml:space="preserve">  -NFInterpreterRoot $nfRoot `</w:t>
-      </w:r>
-    </w:p>
-    <w:p>
-      <w:pPr>
-        <w:pStyle w:val="Command"/>
-        <w:keepNext/>
-        <w:keepLines/>
-      </w:pPr>
-      <w:r>
-        <w:t xml:space="preserve">  -GitExe 'C:\Program Files\Git\cmd\git.exe'</w:t>
-      </w:r>
-    </w:p>
-    <w:p>
-      <w:pPr>
-        <w:pStyle w:val="Command"/>
-        <w:keepNext/>
-        <w:keepLines/>
-      </w:pPr>
-    </w:p>
-    <w:p>
-      <w:pPr>
-        <w:pStyle w:val="Command"/>
-        <w:keepNext/>
-        <w:keepLines/>
-      </w:pPr>
-      <w:r>
-        <w:t>New-Item -ItemType Directory -Force -Path $artifactDir | Out-Null</w:t>
-      </w:r>
-    </w:p>
-    <w:p>
-      <w:pPr>
-        <w:pStyle w:val="Command"/>
-        <w:keepNext/>
-        <w:keepLines/>
-      </w:pPr>
-      <w:r>
-        <w:t>$image = '.\SeadragonS3\bin\Release\application.bin'</w:t>
-      </w:r>
-    </w:p>
-    <w:p>
-      <w:pPr>
-        <w:pStyle w:val="Command"/>
-        <w:keepNext/>
-        <w:keepLines/>
-      </w:pPr>
-      <w:r>
-        <w:t>Copy-Item -LiteralPath $image -Destination $artifactDir -Force</w:t>
-      </w:r>
-    </w:p>
-    <w:p>
-      <w:pPr>
-        <w:pStyle w:val="Command"/>
-        <w:keepNext/>
-        <w:keepLines/>
-      </w:pPr>
-      <w:r>
-        <w:t>Copy-Item -LiteralPath "$image.manifest.json" `</w:t>
+        <w:t>$</w:t>
+      </w:r>
+      <w:proofErr w:type="spellStart"/>
+      <w:r>
+        <w:t>artifactDir</w:t>
+      </w:r>
+      <w:proofErr w:type="spellEnd"/>
+      <w:r>
+        <w:t xml:space="preserve"> = "$</w:t>
+      </w:r>
+      <w:proofErr w:type="spellStart"/>
+      <w:r>
+        <w:t>nfRoot</w:t>
+      </w:r>
+      <w:proofErr w:type="spellEnd"/>
+      <w:r>
+        <w:t>\build\releases\$release"</w:t>
+      </w:r>
+    </w:p>
+    <w:p>
+      <w:pPr>
+        <w:pStyle w:val="Command"/>
+        <w:keepNext/>
+        <w:keepLines/>
+      </w:pPr>
+    </w:p>
+    <w:p>
+      <w:pPr>
+        <w:pStyle w:val="Command"/>
+        <w:keepNext/>
+        <w:keepLines/>
+      </w:pPr>
+      <w:r>
+        <w:t>Set-Location 'C:\Users\</w:t>
+      </w:r>
+      <w:proofErr w:type="spellStart"/>
+      <w:r>
+        <w:t>MMDev</w:t>
+      </w:r>
+      <w:proofErr w:type="spellEnd"/>
+      <w:r>
+        <w:t>\Documents\GitHub\SeadragonS3'</w:t>
+      </w:r>
+    </w:p>
+    <w:p>
+      <w:pPr>
+        <w:pStyle w:val="Command"/>
+        <w:keepNext/>
+        <w:keepLines/>
+      </w:pPr>
+      <w:r>
+        <w:t>.\firmware\</w:t>
+      </w:r>
+      <w:proofErr w:type="spellStart"/>
+      <w:r>
+        <w:t>ota</w:t>
+      </w:r>
+      <w:proofErr w:type="spellEnd"/>
+      <w:r>
+        <w:t>\build-managed.ps1 `</w:t>
+      </w:r>
+    </w:p>
+    <w:p>
+      <w:pPr>
+        <w:pStyle w:val="Command"/>
+        <w:keepNext/>
+        <w:keepLines/>
+      </w:pPr>
+      <w:r>
+        <w:t xml:space="preserve">  -</w:t>
+      </w:r>
+      <w:proofErr w:type="spellStart"/>
+      <w:r>
+        <w:t>NFInterpreterRoot</w:t>
+      </w:r>
+      <w:proofErr w:type="spellEnd"/>
+      <w:r>
+        <w:t xml:space="preserve"> $</w:t>
+      </w:r>
+      <w:proofErr w:type="spellStart"/>
+      <w:r>
+        <w:t>nfRoot</w:t>
+      </w:r>
+      <w:proofErr w:type="spellEnd"/>
+      <w:r>
+        <w:t xml:space="preserve"> `</w:t>
+      </w:r>
+    </w:p>
+    <w:p>
+      <w:pPr>
+        <w:pStyle w:val="Command"/>
+        <w:keepNext/>
+        <w:keepLines/>
+      </w:pPr>
+      <w:r>
+        <w:t xml:space="preserve">  -</w:t>
+      </w:r>
+      <w:proofErr w:type="spellStart"/>
+      <w:r>
+        <w:t>GitExe</w:t>
+      </w:r>
+      <w:proofErr w:type="spellEnd"/>
+      <w:r>
+        <w:t xml:space="preserve"> 'C:\Program Files\Git\</w:t>
+      </w:r>
+      <w:proofErr w:type="spellStart"/>
+      <w:r>
+        <w:t>cmd</w:t>
+      </w:r>
+      <w:proofErr w:type="spellEnd"/>
+      <w:r>
+        <w:t>\git.exe'</w:t>
+      </w:r>
+    </w:p>
+    <w:p>
+      <w:pPr>
+        <w:pStyle w:val="Command"/>
+        <w:keepNext/>
+        <w:keepLines/>
+      </w:pPr>
+    </w:p>
+    <w:p>
+      <w:pPr>
+        <w:pStyle w:val="Command"/>
+        <w:keepNext/>
+        <w:keepLines/>
+      </w:pPr>
+      <w:r>
+        <w:t>New-Item -ItemType Directory -Force -Path $</w:t>
+      </w:r>
+      <w:proofErr w:type="spellStart"/>
+      <w:r>
+        <w:t>artifactDir</w:t>
+      </w:r>
+      <w:proofErr w:type="spellEnd"/>
+      <w:r>
+        <w:t xml:space="preserve"> | Out-Null</w:t>
+      </w:r>
+    </w:p>
+    <w:p>
+      <w:pPr>
+        <w:pStyle w:val="Command"/>
+        <w:keepNext/>
+        <w:keepLines/>
+      </w:pPr>
+      <w:r>
+        <w:t>$image = '.\SeadragonS3\bin\Release\</w:t>
+      </w:r>
+      <w:proofErr w:type="spellStart"/>
+      <w:r>
+        <w:t>application.bin</w:t>
+      </w:r>
+      <w:proofErr w:type="spellEnd"/>
+      <w:r>
+        <w:t>'</w:t>
+      </w:r>
+    </w:p>
+    <w:p>
+      <w:pPr>
+        <w:pStyle w:val="Command"/>
+        <w:keepNext/>
+        <w:keepLines/>
+      </w:pPr>
+      <w:r>
+        <w:t>Copy-Item -</w:t>
+      </w:r>
+      <w:proofErr w:type="spellStart"/>
+      <w:r>
+        <w:t>LiteralPath</w:t>
+      </w:r>
+      <w:proofErr w:type="spellEnd"/>
+      <w:r>
+        <w:t xml:space="preserve"> $image -Destination $</w:t>
+      </w:r>
+      <w:proofErr w:type="spellStart"/>
+      <w:r>
+        <w:t>artifactDir</w:t>
+      </w:r>
+      <w:proofErr w:type="spellEnd"/>
+      <w:r>
+        <w:t xml:space="preserve"> -Force</w:t>
+      </w:r>
+    </w:p>
+    <w:p>
+      <w:pPr>
+        <w:pStyle w:val="Command"/>
+        <w:keepNext/>
+        <w:keepLines/>
+      </w:pPr>
+      <w:r>
+        <w:t>Copy-Item -</w:t>
+      </w:r>
+      <w:proofErr w:type="spellStart"/>
+      <w:r>
+        <w:t>LiteralPath</w:t>
+      </w:r>
+      <w:proofErr w:type="spellEnd"/>
+      <w:r>
+        <w:t xml:space="preserve"> "$</w:t>
+      </w:r>
+      <w:proofErr w:type="spellStart"/>
+      <w:r>
+        <w:t>image.manifest.json</w:t>
+      </w:r>
+      <w:proofErr w:type="spellEnd"/>
+      <w:r>
+        <w:t>" `</w:t>
       </w:r>
     </w:p>
     <w:p>
@@ -179,7 +339,15 @@
         <w:spacing w:after="140"/>
       </w:pPr>
       <w:r>
-        <w:t xml:space="preserve">  -Destination $artifactDir -Force</w:t>
+        <w:t xml:space="preserve">  -Destination $</w:t>
+      </w:r>
+      <w:proofErr w:type="spellStart"/>
+      <w:r>
+        <w:t>artifactDir</w:t>
+      </w:r>
+      <w:proofErr w:type="spellEnd"/>
+      <w:r>
+        <w:t xml:space="preserve"> -Force</w:t>
       </w:r>
     </w:p>
     <w:p>
@@ -195,12 +363,28 @@
         <w:t>Expected current contract:</w:t>
       </w:r>
       <w:r>
-        <w:t xml:space="preserve"> Product.Firmware 1.2.0.0, checksum 0xAE9CBE59. Stop if the metadata check fails and bring both projects to the matching revision. Do not change only the checksum or copy generated placeholder implementations over the native implementations.</w:t>
-      </w:r>
-    </w:p>
-    <w:p>
-      <w:r>
-        <w:t>Keep this copied application.bin with this release. The native build below records its exact hash, so the factory image must use this same file.</w:t>
+        <w:t xml:space="preserve"> </w:t>
+      </w:r>
+      <w:proofErr w:type="spellStart"/>
+      <w:r>
+        <w:t>Product.Firmware</w:t>
+      </w:r>
+      <w:proofErr w:type="spellEnd"/>
+      <w:r>
+        <w:t xml:space="preserve"> 1.2.0.0, checksum 0xAE9CBE59. Stop if the metadata check fails and bring both projects to the matching revision. Do not change only the checksum or copy generated placeholder implementations over the native implementations.</w:t>
+      </w:r>
+    </w:p>
+    <w:p>
+      <w:r>
+        <w:t xml:space="preserve">Keep this copied </w:t>
+      </w:r>
+      <w:proofErr w:type="spellStart"/>
+      <w:r>
+        <w:t>application.bin</w:t>
+      </w:r>
+      <w:proofErr w:type="spellEnd"/>
+      <w:r>
+        <w:t xml:space="preserve"> with this release. The native build below records its exact hash, so the factory image must use this same file.</w:t>
       </w:r>
     </w:p>
     <w:p>
@@ -215,27 +399,64 @@
     </w:p>
     <w:p>
       <w:r>
-        <w:t>Open nf-interpreter in the ESP32 dev container in VS Code. Use its Bash terminal for this page and the next. A fresh build directory picks up the new ECC defaults; an old saved sdkconfig can override them.</w:t>
-      </w:r>
-    </w:p>
-    <w:p>
-      <w:pPr>
-        <w:pStyle w:val="Command"/>
-        <w:keepNext/>
-        <w:keepLines/>
-      </w:pPr>
-      <w:r>
-        <w:t>set -euo pipefail</w:t>
-      </w:r>
-    </w:p>
-    <w:p>
-      <w:pPr>
-        <w:pStyle w:val="Command"/>
-        <w:keepNext/>
-        <w:keepLines/>
-      </w:pPr>
-      <w:r>
-        <w:t>cd /workspaces/nf-interpreter</w:t>
+        <w:t xml:space="preserve">Open </w:t>
+      </w:r>
+      <w:proofErr w:type="spellStart"/>
+      <w:r>
+        <w:t>nf</w:t>
+      </w:r>
+      <w:proofErr w:type="spellEnd"/>
+      <w:r>
+        <w:t xml:space="preserve">-interpreter in the ESP32 dev container in VS Code. Use its Bash terminal for this page and the next. A fresh build directory picks up the new ECC defaults; an old saved </w:t>
+      </w:r>
+      <w:proofErr w:type="spellStart"/>
+      <w:r>
+        <w:t>sdkconfig</w:t>
+      </w:r>
+      <w:proofErr w:type="spellEnd"/>
+      <w:r>
+        <w:t xml:space="preserve"> can override them.</w:t>
+      </w:r>
+    </w:p>
+    <w:p>
+      <w:pPr>
+        <w:pStyle w:val="Command"/>
+        <w:keepNext/>
+        <w:keepLines/>
+      </w:pPr>
+      <w:r>
+        <w:t>set -</w:t>
+      </w:r>
+      <w:proofErr w:type="spellStart"/>
+      <w:r>
+        <w:t>euo</w:t>
+      </w:r>
+      <w:proofErr w:type="spellEnd"/>
+      <w:r>
+        <w:t xml:space="preserve"> </w:t>
+      </w:r>
+      <w:proofErr w:type="spellStart"/>
+      <w:r>
+        <w:t>pipefail</w:t>
+      </w:r>
+      <w:proofErr w:type="spellEnd"/>
+    </w:p>
+    <w:p>
+      <w:pPr>
+        <w:pStyle w:val="Command"/>
+        <w:keepNext/>
+        <w:keepLines/>
+      </w:pPr>
+      <w:r>
+        <w:t>cd /workspaces/</w:t>
+      </w:r>
+      <w:proofErr w:type="spellStart"/>
+      <w:r>
+        <w:t>nf</w:t>
+      </w:r>
+      <w:proofErr w:type="spellEnd"/>
+      <w:r>
+        <w:t>-interpreter</w:t>
       </w:r>
     </w:p>
     <w:p>
@@ -254,112 +475,280 @@
         <w:keepNext/>
         <w:keepLines/>
       </w:pPr>
-      <w:r>
-        <w:t>artifactDir="$PWD/build/releases/$release"</w:t>
-      </w:r>
-    </w:p>
-    <w:p>
-      <w:pPr>
-        <w:pStyle w:val="Command"/>
-        <w:keepNext/>
-        <w:keepLines/>
-      </w:pPr>
-      <w:r>
-        <w:t>buildDir="$PWD/build/product_s3_factory_$release"</w:t>
-      </w:r>
-    </w:p>
-    <w:p>
-      <w:pPr>
-        <w:pStyle w:val="Command"/>
-        <w:keepNext/>
-        <w:keepLines/>
-      </w:pPr>
-      <w:r>
-        <w:t>seedDir="$PWD/build/initial-config-$release"</w:t>
-      </w:r>
-    </w:p>
-    <w:p>
-      <w:pPr>
-        <w:pStyle w:val="Command"/>
-        <w:keepNext/>
-        <w:keepLines/>
-      </w:pPr>
-    </w:p>
-    <w:p>
-      <w:pPr>
-        <w:pStyle w:val="Command"/>
-        <w:keepNext/>
-        <w:keepLines/>
-      </w:pPr>
-      <w:r>
-        <w:t>test -f "$artifactDir/application.bin"</w:t>
-      </w:r>
-    </w:p>
-    <w:p>
-      <w:pPr>
-        <w:pStyle w:val="Command"/>
-        <w:keepNext/>
-        <w:keepLines/>
-      </w:pPr>
-      <w:r>
-        <w:t>test ! -e "$buildDir/CMakeCache.txt"</w:t>
-      </w:r>
-    </w:p>
-    <w:p>
-      <w:pPr>
-        <w:pStyle w:val="Command"/>
-        <w:keepNext/>
-        <w:keepLines/>
-      </w:pPr>
-      <w:r>
-        <w:t>python -m pip install -r tools/product_ota/requirements.txt kconfiglib</w:t>
-      </w:r>
-    </w:p>
-    <w:p>
-      <w:pPr>
-        <w:pStyle w:val="Command"/>
-        <w:keepNext/>
-        <w:keepLines/>
-      </w:pPr>
-      <w:r>
-        <w:t>mkdir -p "$seedDir"</w:t>
-      </w:r>
-    </w:p>
-    <w:p>
-      <w:pPr>
-        <w:pStyle w:val="Command"/>
-        <w:keepNext/>
-        <w:keepLines/>
-      </w:pPr>
-      <w:r>
-        <w:t>test -z "$(find "$seedDir" -mindepth 1 -print -quit)"</w:t>
-      </w:r>
-    </w:p>
-    <w:p>
-      <w:pPr>
-        <w:pStyle w:val="Command"/>
-        <w:keepNext/>
-        <w:keepLines/>
-      </w:pPr>
-    </w:p>
-    <w:p>
-      <w:pPr>
-        <w:pStyle w:val="Command"/>
-        <w:keepNext/>
-        <w:keepLines/>
-      </w:pPr>
-      <w:r>
-        <w:t>cmake --preset PRODUCT_S3_OTA -B "$buildDir" \</w:t>
-      </w:r>
-    </w:p>
-    <w:p>
-      <w:pPr>
-        <w:pStyle w:val="Command"/>
-        <w:keepNext/>
-        <w:keepLines/>
-      </w:pPr>
-      <w:r>
-        <w:t xml:space="preserve">  -DCMAKE_BUILD_TYPE=MinSizeRel \</w:t>
+      <w:proofErr w:type="spellStart"/>
+      <w:r>
+        <w:t>artifactDir</w:t>
+      </w:r>
+      <w:proofErr w:type="spellEnd"/>
+      <w:r>
+        <w:t>="$PWD/build/releases/$release"</w:t>
+      </w:r>
+    </w:p>
+    <w:p>
+      <w:pPr>
+        <w:pStyle w:val="Command"/>
+        <w:keepNext/>
+        <w:keepLines/>
+      </w:pPr>
+      <w:proofErr w:type="spellStart"/>
+      <w:r>
+        <w:t>buildDir</w:t>
+      </w:r>
+      <w:proofErr w:type="spellEnd"/>
+      <w:r>
+        <w:t>="$PWD/build/product_s3_factory_$release"</w:t>
+      </w:r>
+    </w:p>
+    <w:p>
+      <w:pPr>
+        <w:pStyle w:val="Command"/>
+        <w:keepNext/>
+        <w:keepLines/>
+      </w:pPr>
+      <w:proofErr w:type="spellStart"/>
+      <w:r>
+        <w:t>seedDir</w:t>
+      </w:r>
+      <w:proofErr w:type="spellEnd"/>
+      <w:r>
+        <w:t>="$PWD/build/initial-config-$release"</w:t>
+      </w:r>
+    </w:p>
+    <w:p>
+      <w:pPr>
+        <w:pStyle w:val="Command"/>
+        <w:keepNext/>
+        <w:keepLines/>
+      </w:pPr>
+    </w:p>
+    <w:p>
+      <w:pPr>
+        <w:pStyle w:val="Command"/>
+        <w:keepNext/>
+        <w:keepLines/>
+      </w:pPr>
+      <w:r>
+        <w:t>rm -rf -- "$</w:t>
+      </w:r>
+      <w:proofErr w:type="spellStart"/>
+      <w:r>
+        <w:t>buildDir</w:t>
+      </w:r>
+      <w:proofErr w:type="spellEnd"/>
+      <w:r>
+        <w:t>" "$</w:t>
+      </w:r>
+      <w:proofErr w:type="spellStart"/>
+      <w:r>
+        <w:t>seedDir</w:t>
+      </w:r>
+      <w:proofErr w:type="spellEnd"/>
+      <w:r>
+        <w:t>"</w:t>
+      </w:r>
+    </w:p>
+    <w:p>
+      <w:pPr>
+        <w:pStyle w:val="Command"/>
+        <w:keepNext/>
+        <w:keepLines/>
+      </w:pPr>
+      <w:proofErr w:type="spellStart"/>
+      <w:r>
+        <w:t>mkdir</w:t>
+      </w:r>
+      <w:proofErr w:type="spellEnd"/>
+      <w:r>
+        <w:t xml:space="preserve"> -p "$</w:t>
+      </w:r>
+      <w:proofErr w:type="spellStart"/>
+      <w:r>
+        <w:t>seedDir</w:t>
+      </w:r>
+      <w:proofErr w:type="spellEnd"/>
+      <w:r>
+        <w:t>"</w:t>
+      </w:r>
+    </w:p>
+    <w:p>
+      <w:pPr>
+        <w:pStyle w:val="Command"/>
+        <w:keepNext/>
+        <w:keepLines/>
+      </w:pPr>
+    </w:p>
+    <w:p>
+      <w:pPr>
+        <w:pStyle w:val="Command"/>
+        <w:keepNext/>
+        <w:keepLines/>
+      </w:pPr>
+      <w:r>
+        <w:t>test -f "$</w:t>
+      </w:r>
+      <w:proofErr w:type="spellStart"/>
+      <w:r>
+        <w:t>artifactDir</w:t>
+      </w:r>
+      <w:proofErr w:type="spellEnd"/>
+      <w:r>
+        <w:t>/</w:t>
+      </w:r>
+      <w:proofErr w:type="spellStart"/>
+      <w:r>
+        <w:t>application.bin</w:t>
+      </w:r>
+      <w:proofErr w:type="spellEnd"/>
+      <w:r>
+        <w:t>"</w:t>
+      </w:r>
+    </w:p>
+    <w:p>
+      <w:pPr>
+        <w:pStyle w:val="Command"/>
+        <w:keepNext/>
+        <w:keepLines/>
+      </w:pPr>
+      <w:r>
+        <w:t>test ! -e "$</w:t>
+      </w:r>
+      <w:proofErr w:type="spellStart"/>
+      <w:r>
+        <w:t>buildDir</w:t>
+      </w:r>
+      <w:proofErr w:type="spellEnd"/>
+      <w:r>
+        <w:t>/CMakeCache.txt"</w:t>
+      </w:r>
+    </w:p>
+    <w:p>
+      <w:pPr>
+        <w:pStyle w:val="Command"/>
+        <w:keepNext/>
+        <w:keepLines/>
+      </w:pPr>
+      <w:r>
+        <w:t>python -m pip install -r tools/</w:t>
+      </w:r>
+      <w:proofErr w:type="spellStart"/>
+      <w:r>
+        <w:t>product_ota</w:t>
+      </w:r>
+      <w:proofErr w:type="spellEnd"/>
+      <w:r>
+        <w:t xml:space="preserve">/requirements.txt </w:t>
+      </w:r>
+      <w:proofErr w:type="spellStart"/>
+      <w:r>
+        <w:t>kconfiglib</w:t>
+      </w:r>
+      <w:proofErr w:type="spellEnd"/>
+    </w:p>
+    <w:p>
+      <w:pPr>
+        <w:pStyle w:val="Command"/>
+        <w:keepNext/>
+        <w:keepLines/>
+      </w:pPr>
+      <w:r>
+        <w:t xml:space="preserve">grep -q 'g_uart_print = false' targets/ESP32/_common/GenericPort_Write.cpp</w:t>
+      </w:r>
+    </w:p>
+    <w:p>
+      <w:pPr>
+        <w:pStyle w:val="Command"/>
+        <w:keepNext/>
+        <w:keepLines/>
+      </w:pPr>
+      <w:proofErr w:type="spellStart"/>
+      <w:r>
+        <w:t>mkdir</w:t>
+      </w:r>
+      <w:proofErr w:type="spellEnd"/>
+      <w:r>
+        <w:t xml:space="preserve"> -p "$</w:t>
+      </w:r>
+      <w:proofErr w:type="spellStart"/>
+      <w:r>
+        <w:t>seedDir</w:t>
+      </w:r>
+      <w:proofErr w:type="spellEnd"/>
+      <w:r>
+        <w:t>"</w:t>
+      </w:r>
+    </w:p>
+    <w:p>
+      <w:pPr>
+        <w:pStyle w:val="Command"/>
+        <w:keepNext/>
+        <w:keepLines/>
+      </w:pPr>
+      <w:r>
+        <w:t>test -z "$(find "$</w:t>
+      </w:r>
+      <w:proofErr w:type="spellStart"/>
+      <w:r>
+        <w:t>seedDir</w:t>
+      </w:r>
+      <w:proofErr w:type="spellEnd"/>
+      <w:r>
+        <w:t>" -</w:t>
+      </w:r>
+      <w:proofErr w:type="spellStart"/>
+      <w:r>
+        <w:t>mindepth</w:t>
+      </w:r>
+      <w:proofErr w:type="spellEnd"/>
+      <w:r>
+        <w:t xml:space="preserve"> 1 -print -quit)"</w:t>
+      </w:r>
+    </w:p>
+    <w:p>
+      <w:pPr>
+        <w:pStyle w:val="Command"/>
+        <w:keepNext/>
+        <w:keepLines/>
+      </w:pPr>
+    </w:p>
+    <w:p>
+      <w:pPr>
+        <w:pStyle w:val="Command"/>
+        <w:keepNext/>
+        <w:keepLines/>
+      </w:pPr>
+      <w:proofErr w:type="spellStart"/>
+      <w:r>
+        <w:t>cmake</w:t>
+      </w:r>
+      <w:proofErr w:type="spellEnd"/>
+      <w:r>
+        <w:t xml:space="preserve"> --preset PRODUCT_S3_OTA -B "$</w:t>
+      </w:r>
+      <w:proofErr w:type="spellStart"/>
+      <w:r>
+        <w:t>buildDir</w:t>
+      </w:r>
+      <w:proofErr w:type="spellEnd"/>
+      <w:r>
+        <w:t>" \</w:t>
+      </w:r>
+    </w:p>
+    <w:p>
+      <w:pPr>
+        <w:pStyle w:val="Command"/>
+        <w:keepNext/>
+        <w:keepLines/>
+      </w:pPr>
+      <w:r>
+        <w:t xml:space="preserve">  -DCMAKE_BUILD_TYPE=</w:t>
+      </w:r>
+      <w:proofErr w:type="spellStart"/>
+      <w:r>
+        <w:t>MinSizeRel</w:t>
+      </w:r>
+      <w:proofErr w:type="spellEnd"/>
+      <w:r>
+        <w:t xml:space="preserve"> \</w:t>
       </w:r>
     </w:p>
     <w:p>
@@ -389,7 +778,23 @@
         <w:keepLines/>
       </w:pPr>
       <w:r>
-        <w:t xml:space="preserve">  -DNF_PRODUCT_MANAGED_IMAGE="$artifactDir/application.bin" \</w:t>
+        <w:t xml:space="preserve">  -DNF_PRODUCT_MANAGED_IMAGE="$</w:t>
+      </w:r>
+      <w:proofErr w:type="spellStart"/>
+      <w:r>
+        <w:t>artifactDir</w:t>
+      </w:r>
+      <w:proofErr w:type="spellEnd"/>
+      <w:r>
+        <w:t>/</w:t>
+      </w:r>
+      <w:proofErr w:type="spellStart"/>
+      <w:r>
+        <w:t>application.bin</w:t>
+      </w:r>
+      <w:proofErr w:type="spellEnd"/>
+      <w:r>
+        <w:t>" \</w:t>
       </w:r>
     </w:p>
     <w:p>
@@ -409,101 +814,296 @@
         <w:keepLines/>
       </w:pPr>
       <w:r>
-        <w:t xml:space="preserve">  -DNF_PRODUCT_PUBLIC_KEY="$PWD/config/product-ota-public.pem" \</w:t>
-      </w:r>
-    </w:p>
-    <w:p>
-      <w:pPr>
-        <w:pStyle w:val="Command"/>
-        <w:keepNext/>
-        <w:keepLines/>
-      </w:pPr>
-      <w:r>
-        <w:t xml:space="preserve">  -DNF_PRODUCT_CONFIG_DIRECTORY="$seedDir"</w:t>
-      </w:r>
-    </w:p>
-    <w:p>
-      <w:pPr>
-        <w:pStyle w:val="Command"/>
-        <w:keepNext/>
-        <w:keepLines/>
-      </w:pPr>
-    </w:p>
-    <w:p>
-      <w:pPr>
-        <w:pStyle w:val="Command"/>
-        <w:keepNext/>
-        <w:keepLines/>
-      </w:pPr>
-      <w:r>
-        <w:t>grep -Fxq 'CONFIG_SPIRAM_ECC_ENABLE=y' "$buildDir/sdkconfig"</w:t>
-      </w:r>
-    </w:p>
-    <w:p>
-      <w:pPr>
-        <w:pStyle w:val="Command"/>
-        <w:keepNext/>
-        <w:keepLines/>
-      </w:pPr>
-      <w:r>
-        <w:t>grep -Fxq 'CONFIG_SPIRAM_SPEED_40M=y' "$buildDir/sdkconfig"</w:t>
-      </w:r>
-    </w:p>
-    <w:p>
-      <w:pPr>
-        <w:pStyle w:val="Command"/>
-        <w:keepNext/>
-        <w:keepLines/>
-      </w:pPr>
-      <w:r>
-        <w:t>grep -Fxq '# CONFIG_SECURE_BOOT is not set' "$buildDir/sdkconfig"</w:t>
-      </w:r>
-    </w:p>
-    <w:p>
-      <w:pPr>
-        <w:pStyle w:val="Command"/>
-        <w:keepNext/>
-        <w:keepLines/>
-      </w:pPr>
-      <w:r>
-        <w:t>grep -Fxq 'CONFIG_NF_WP_TRANSPORT_USB_CDC=y' "$buildDir/.config"</w:t>
-      </w:r>
-    </w:p>
-    <w:p>
-      <w:pPr>
-        <w:pStyle w:val="Command"/>
-        <w:keepNext/>
-        <w:keepLines/>
-      </w:pPr>
-      <w:r>
-        <w:t>grep -Fxq 'CONFIG_NF_FEATURE_DEBUGGER=y' "$buildDir/.config"</w:t>
-      </w:r>
-    </w:p>
-    <w:p>
-      <w:pPr>
-        <w:pStyle w:val="Command"/>
-        <w:keepNext/>
-        <w:keepLines/>
-      </w:pPr>
-      <w:r>
-        <w:t>grep -Fxq 'CONFIG_NF_PRODUCT_OTA_REQUIRE_SIGNATURE=y' "$buildDir/.config"</w:t>
-      </w:r>
-    </w:p>
-    <w:p>
-      <w:pPr>
-        <w:pStyle w:val="Command"/>
-        <w:keepNext/>
-        <w:keepLines/>
-      </w:pPr>
-    </w:p>
-    <w:p>
-      <w:pPr>
-        <w:pStyle w:val="Command"/>
-        <w:keepNext/>
-        <w:keepLines/>
-      </w:pPr>
-      <w:r>
-        <w:t>cmake --build "$buildDir" --parallel 8</w:t>
+        <w:t xml:space="preserve">  -DNF_PRODUCT_PUBLIC_KEY="$PWD/config/product-</w:t>
+      </w:r>
+      <w:proofErr w:type="spellStart"/>
+      <w:r>
+        <w:t>ota</w:t>
+      </w:r>
+      <w:proofErr w:type="spellEnd"/>
+      <w:r>
+        <w:t>-</w:t>
+      </w:r>
+      <w:proofErr w:type="spellStart"/>
+      <w:r>
+        <w:t>public.pem</w:t>
+      </w:r>
+      <w:proofErr w:type="spellEnd"/>
+      <w:r>
+        <w:t>" \</w:t>
+      </w:r>
+    </w:p>
+    <w:p>
+      <w:pPr>
+        <w:pStyle w:val="Command"/>
+        <w:keepNext/>
+        <w:keepLines/>
+      </w:pPr>
+      <w:r>
+        <w:t xml:space="preserve">  -DNF_PRODUCT_CONFIG_DIRECTORY="$</w:t>
+      </w:r>
+      <w:proofErr w:type="spellStart"/>
+      <w:r>
+        <w:t>seedDir</w:t>
+      </w:r>
+      <w:proofErr w:type="spellEnd"/>
+      <w:r>
+        <w:t>"</w:t>
+      </w:r>
+    </w:p>
+    <w:p>
+      <w:pPr>
+        <w:pStyle w:val="Command"/>
+        <w:keepNext/>
+        <w:keepLines/>
+      </w:pPr>
+    </w:p>
+    <w:p>
+      <w:pPr>
+        <w:pStyle w:val="Command"/>
+        <w:keepNext/>
+        <w:keepLines/>
+      </w:pPr>
+      <w:r>
+        <w:t>grep -</w:t>
+      </w:r>
+      <w:proofErr w:type="spellStart"/>
+      <w:r>
+        <w:t>Fxq</w:t>
+      </w:r>
+      <w:proofErr w:type="spellEnd"/>
+      <w:r>
+        <w:t xml:space="preserve"> 'CONFIG_SPIRAM_ECC_ENABLE=y' "$</w:t>
+      </w:r>
+      <w:proofErr w:type="spellStart"/>
+      <w:r>
+        <w:t>buildDir</w:t>
+      </w:r>
+      <w:proofErr w:type="spellEnd"/>
+      <w:r>
+        <w:t>/</w:t>
+      </w:r>
+      <w:proofErr w:type="spellStart"/>
+      <w:r>
+        <w:t>sdkconfig</w:t>
+      </w:r>
+      <w:proofErr w:type="spellEnd"/>
+      <w:r>
+        <w:t>"</w:t>
+      </w:r>
+    </w:p>
+    <w:p>
+      <w:pPr>
+        <w:pStyle w:val="Command"/>
+        <w:keepNext/>
+        <w:keepLines/>
+      </w:pPr>
+      <w:r>
+        <w:t>grep -</w:t>
+      </w:r>
+      <w:proofErr w:type="spellStart"/>
+      <w:r>
+        <w:t>Fxq</w:t>
+      </w:r>
+      <w:proofErr w:type="spellEnd"/>
+      <w:r>
+        <w:t xml:space="preserve"> 'CONFIG_SPIRAM_SPEED_40M=y' "$</w:t>
+      </w:r>
+      <w:proofErr w:type="spellStart"/>
+      <w:r>
+        <w:t>buildDir</w:t>
+      </w:r>
+      <w:proofErr w:type="spellEnd"/>
+      <w:r>
+        <w:t>/</w:t>
+      </w:r>
+      <w:proofErr w:type="spellStart"/>
+      <w:r>
+        <w:t>sdkconfig</w:t>
+      </w:r>
+      <w:proofErr w:type="spellEnd"/>
+      <w:r>
+        <w:t>"</w:t>
+      </w:r>
+    </w:p>
+    <w:p>
+      <w:pPr>
+        <w:pStyle w:val="Command"/>
+        <w:keepNext/>
+        <w:keepLines/>
+      </w:pPr>
+      <w:r>
+        <w:t>grep -</w:t>
+      </w:r>
+      <w:proofErr w:type="spellStart"/>
+      <w:r>
+        <w:t>Fxq</w:t>
+      </w:r>
+      <w:proofErr w:type="spellEnd"/>
+      <w:r>
+        <w:t xml:space="preserve"> '# CONFIG_SECURE_BOOT is not set' "$</w:t>
+      </w:r>
+      <w:proofErr w:type="spellStart"/>
+      <w:r>
+        <w:t>buildDir</w:t>
+      </w:r>
+      <w:proofErr w:type="spellEnd"/>
+      <w:r>
+        <w:t>/</w:t>
+      </w:r>
+      <w:proofErr w:type="spellStart"/>
+      <w:r>
+        <w:t>sdkconfig</w:t>
+      </w:r>
+      <w:proofErr w:type="spellEnd"/>
+      <w:r>
+        <w:t>"</w:t>
+      </w:r>
+    </w:p>
+    <w:p>
+      <w:pPr>
+        <w:pStyle w:val="Command"/>
+        <w:keepNext/>
+        <w:keepLines/>
+      </w:pPr>
+      <w:r>
+        <w:t>grep -</w:t>
+      </w:r>
+      <w:proofErr w:type="spellStart"/>
+      <w:r>
+        <w:t>Fxq</w:t>
+      </w:r>
+      <w:proofErr w:type="spellEnd"/>
+      <w:r>
+        <w:t xml:space="preserve"> 'CONFIG_NF_WP_TRANSPORT_USB_CDC=y' "$</w:t>
+      </w:r>
+      <w:proofErr w:type="spellStart"/>
+      <w:r>
+        <w:t>buildDir</w:t>
+      </w:r>
+      <w:proofErr w:type="spellEnd"/>
+      <w:r>
+        <w:t>/.config"</w:t>
+      </w:r>
+    </w:p>
+    <w:p>
+      <w:pPr>
+        <w:pStyle w:val="Command"/>
+        <w:keepNext/>
+        <w:keepLines/>
+      </w:pPr>
+      <w:r>
+        <w:t>grep -</w:t>
+      </w:r>
+      <w:proofErr w:type="spellStart"/>
+      <w:r>
+        <w:t>Fxq</w:t>
+      </w:r>
+      <w:proofErr w:type="spellEnd"/>
+      <w:r>
+        <w:t xml:space="preserve"> 'CONFIG_NF_FEATURE_DEBUGGER=y' "$</w:t>
+      </w:r>
+      <w:proofErr w:type="spellStart"/>
+      <w:r>
+        <w:t>buildDir</w:t>
+      </w:r>
+      <w:proofErr w:type="spellEnd"/>
+      <w:r>
+        <w:t>/.config"</w:t>
+      </w:r>
+    </w:p>
+    <w:p>
+      <w:pPr>
+        <w:pStyle w:val="Command"/>
+        <w:keepNext/>
+        <w:keepLines/>
+      </w:pPr>
+      <w:r>
+        <w:t>grep -</w:t>
+      </w:r>
+      <w:proofErr w:type="spellStart"/>
+      <w:r>
+        <w:t>Fxq</w:t>
+      </w:r>
+      <w:proofErr w:type="spellEnd"/>
+      <w:r>
+        <w:t xml:space="preserve"> 'CONFIG_NF_PRODUCT_OTA_REQUIRE_SIGNATURE=y' "$</w:t>
+      </w:r>
+      <w:proofErr w:type="spellStart"/>
+      <w:r>
+        <w:t>buildDir</w:t>
+      </w:r>
+      <w:proofErr w:type="spellEnd"/>
+      <w:r>
+        <w:t>/.config"</w:t>
+      </w:r>
+    </w:p>
+    <w:p>
+      <w:pPr>
+        <w:pStyle w:val="Command"/>
+        <w:keepNext/>
+        <w:keepLines/>
+      </w:pPr>
+    </w:p>
+    <w:p>
+      <w:pPr>
+        <w:pStyle w:val="Command"/>
+        <w:keepNext/>
+        <w:keepLines/>
+      </w:pPr>
+      <w:proofErr w:type="spellStart"/>
+      <w:r>
+        <w:t>cmake</w:t>
+      </w:r>
+      <w:proofErr w:type="spellEnd"/>
+      <w:r>
+        <w:t xml:space="preserve"> --build "$</w:t>
+      </w:r>
+      <w:proofErr w:type="spellStart"/>
+      <w:r>
+        <w:t>buildDir</w:t>
+      </w:r>
+      <w:proofErr w:type="spellEnd"/>
+      <w:r>
+        <w:t>" --parallel 8</w:t>
+      </w:r>
+    </w:p>
+    <w:p>
+      <w:pPr>
+        <w:pStyle w:val="Command"/>
+        <w:keepNext/>
+        <w:keepLines/>
+      </w:pPr>
+      <w:proofErr w:type="spellStart"/>
+      <w:r>
+        <w:t>cmake</w:t>
+      </w:r>
+      <w:proofErr w:type="spellEnd"/>
+      <w:r>
+        <w:t xml:space="preserve"> --build "$</w:t>
+      </w:r>
+      <w:proofErr w:type="spellStart"/>
+      <w:r>
+        <w:t>buildDir</w:t>
+      </w:r>
+      <w:proofErr w:type="spellEnd"/>
+      <w:r>
+        <w:t xml:space="preserve">" --target </w:t>
+      </w:r>
+      <w:proofErr w:type="spellStart"/>
+      <w:r>
+        <w:t>littlefs_config_bin</w:t>
+      </w:r>
+      <w:proofErr w:type="spellEnd"/>
+    </w:p>
+    <w:p>
+      <w:pPr>
+        <w:pStyle w:val="Command"/>
+        <w:keepNext/>
+        <w:keepLines/>
+      </w:pPr>
+      <w:r>
+        <w:t xml:space="preserve">grep -A3 '^g_uart_print ' "$buildDir/nanoFramework.map" \</w:t>
       </w:r>
     </w:p>
     <w:p>
@@ -513,17 +1113,37 @@
         <w:spacing w:after="140"/>
       </w:pPr>
       <w:r>
-        <w:t>cmake --build "$buildDir" --target littlefs_config_bin</w:t>
-      </w:r>
-    </w:p>
-    <w:p>
-      <w:r>
-        <w:t>The checks deliberately stop if the build cache already exists, the seed directory contains files, or a required setting is wrong. For a fresh build choose a new ID and repeat step 1 with that ID. To resume an interrupted build after successful configuration, run the two cmake --build commands only.</w:t>
-      </w:r>
-    </w:p>
-    <w:p>
-      <w:r>
-        <w:t>Keep the seed directory empty for a new board. Do not copy another board's device ID, authentication key or settings into it. The filesystem generator should report Name Max: 255. The resulting config.bin is a formatted empty LittleFS filesystem.</w:t>
+        <w:t xml:space="preserve">  | grep -c 'GenericPort_Write.cpp.obj'</w:t>
+      </w:r>
+    </w:p>
+    <w:p>
+      <w:r>
+        <w:t>The commands delete any earlier build and seed directory for this release ID, so each run is a clean build. They stop if the Modbus UART fix is missing from the source, a required setting is wrong, or the fix is not linked into nanoCLR.bin (the final grep prints 1 when it is). For a fresh build choose a new ID and repeat step 1 with that ID. To resume an interrupted build after successful configuration, run the two cmake --build commands and the final grep only.</w:t>
+      </w:r>
+      <w:proofErr w:type="spellStart"/>
+      <w:r/>
+      <w:proofErr w:type="spellEnd"/>
+      <w:r/>
+    </w:p>
+    <w:p>
+      <w:r>
+        <w:t xml:space="preserve">Keep the seed directory empty for a new board. Do not copy another board's device ID, authentication key or settings into it. The filesystem generator should report Name Max: 255. The resulting </w:t>
+      </w:r>
+      <w:proofErr w:type="spellStart"/>
+      <w:r>
+        <w:t>config.bin</w:t>
+      </w:r>
+      <w:proofErr w:type="spellEnd"/>
+      <w:r>
+        <w:t xml:space="preserve"> is a formatted empty </w:t>
+      </w:r>
+      <w:proofErr w:type="spellStart"/>
+      <w:r>
+        <w:t>LittleFS</w:t>
+      </w:r>
+      <w:proofErr w:type="spellEnd"/>
+      <w:r>
+        <w:t xml:space="preserve"> filesystem.</w:t>
       </w:r>
     </w:p>
     <w:p>
@@ -543,7 +1163,23 @@
     </w:p>
     <w:p>
       <w:r>
-        <w:t>Continue in the same Bash terminal so the release, artifactDir and buildDir variables are still set. These offsets apply to the PRODUCT_S3_OTA 16 MB partition layout.</w:t>
+        <w:t xml:space="preserve">Continue in the same Bash terminal so the release, </w:t>
+      </w:r>
+      <w:proofErr w:type="spellStart"/>
+      <w:r>
+        <w:t>artifactDir</w:t>
+      </w:r>
+      <w:proofErr w:type="spellEnd"/>
+      <w:r>
+        <w:t xml:space="preserve"> and </w:t>
+      </w:r>
+      <w:proofErr w:type="spellStart"/>
+      <w:r>
+        <w:t>buildDir</w:t>
+      </w:r>
+      <w:proofErr w:type="spellEnd"/>
+      <w:r>
+        <w:t xml:space="preserve"> variables are still set. These offsets apply to the PRODUCT_S3_OTA 16 MB partition layout.</w:t>
       </w:r>
     </w:p>
     <w:p>
@@ -563,7 +1199,23 @@
         <w:keepLines/>
       </w:pPr>
       <w:r>
-        <w:t xml:space="preserve">  --runtime "$buildDir/nanoCLR.bin"</w:t>
+        <w:t xml:space="preserve">  --runtime "$</w:t>
+      </w:r>
+      <w:proofErr w:type="spellStart"/>
+      <w:r>
+        <w:t>buildDir</w:t>
+      </w:r>
+      <w:proofErr w:type="spellEnd"/>
+      <w:r>
+        <w:t>/</w:t>
+      </w:r>
+      <w:proofErr w:type="spellStart"/>
+      <w:r>
+        <w:t>nanoCLR.bin</w:t>
+      </w:r>
+      <w:proofErr w:type="spellEnd"/>
+      <w:r>
+        <w:t>"</w:t>
       </w:r>
     </w:p>
     <w:p>
@@ -610,104 +1262,288 @@
         <w:keepLines/>
       </w:pPr>
       <w:r>
-        <w:t xml:space="preserve">  --chip esp32s3 merge_bin -o "$artifactDir/factory.bin" \</w:t>
-      </w:r>
-    </w:p>
-    <w:p>
-      <w:pPr>
-        <w:pStyle w:val="Command"/>
-        <w:keepNext/>
-        <w:keepLines/>
-      </w:pPr>
-      <w:r>
-        <w:t xml:space="preserve">  --flash_mode dio --flash_freq 80m --flash_size 16MB \</w:t>
-      </w:r>
-    </w:p>
-    <w:p>
-      <w:pPr>
-        <w:pStyle w:val="Command"/>
-        <w:keepNext/>
-        <w:keepLines/>
-      </w:pPr>
-      <w:r>
-        <w:t xml:space="preserve">  0x000000 "$buildDir/bootloader/bootloader.bin" \</w:t>
-      </w:r>
-    </w:p>
-    <w:p>
-      <w:pPr>
-        <w:pStyle w:val="Command"/>
-        <w:keepNext/>
-        <w:keepLines/>
-      </w:pPr>
-      <w:r>
-        <w:t xml:space="preserve">  0x008000 "$buildDir/partition_table/partition-table.bin" \</w:t>
-      </w:r>
-    </w:p>
-    <w:p>
-      <w:pPr>
-        <w:pStyle w:val="Command"/>
-        <w:keepNext/>
-        <w:keepLines/>
-      </w:pPr>
-      <w:r>
-        <w:t xml:space="preserve">  0x010000 "$buildDir/nanoCLR.bin" \</w:t>
-      </w:r>
-    </w:p>
-    <w:p>
-      <w:pPr>
-        <w:pStyle w:val="Command"/>
-        <w:keepNext/>
-        <w:keepLines/>
-      </w:pPr>
-      <w:r>
-        <w:t xml:space="preserve">  0x350000 "$artifactDir/application.bin" \</w:t>
-      </w:r>
-    </w:p>
-    <w:p>
-      <w:pPr>
-        <w:pStyle w:val="Command"/>
-        <w:keepNext/>
-        <w:keepLines/>
-      </w:pPr>
-      <w:r>
-        <w:t xml:space="preserve">  0x910000 "$buildDir/ota_data_initial.bin" \</w:t>
-      </w:r>
-    </w:p>
-    <w:p>
-      <w:pPr>
-        <w:pStyle w:val="Command"/>
-        <w:keepNext/>
-        <w:keepLines/>
-      </w:pPr>
-      <w:r>
-        <w:t xml:space="preserve">  0x912000 "$buildDir/config.bin"</w:t>
-      </w:r>
-    </w:p>
-    <w:p>
-      <w:pPr>
-        <w:pStyle w:val="Command"/>
-        <w:keepNext/>
-        <w:keepLines/>
-      </w:pPr>
-    </w:p>
-    <w:p>
-      <w:pPr>
-        <w:pStyle w:val="Command"/>
-        <w:keepNext/>
-        <w:keepLines/>
-      </w:pPr>
-      <w:r>
-        <w:t>python - "$buildDir" "$artifactDir" &lt;&lt;'PY'</w:t>
-      </w:r>
-    </w:p>
-    <w:p>
-      <w:pPr>
-        <w:pStyle w:val="Command"/>
-        <w:keepNext/>
-        <w:keepLines/>
-      </w:pPr>
-      <w:r>
-        <w:t>from pathlib import Path</w:t>
+        <w:t xml:space="preserve">  --chip esp32s3 </w:t>
+      </w:r>
+      <w:proofErr w:type="spellStart"/>
+      <w:r>
+        <w:t>merge_bin</w:t>
+      </w:r>
+      <w:proofErr w:type="spellEnd"/>
+      <w:r>
+        <w:t xml:space="preserve"> -o "$</w:t>
+      </w:r>
+      <w:proofErr w:type="spellStart"/>
+      <w:r>
+        <w:t>artifactDir</w:t>
+      </w:r>
+      <w:proofErr w:type="spellEnd"/>
+      <w:r>
+        <w:t>/</w:t>
+      </w:r>
+      <w:proofErr w:type="spellStart"/>
+      <w:r>
+        <w:t>factory.bin</w:t>
+      </w:r>
+      <w:proofErr w:type="spellEnd"/>
+      <w:r>
+        <w:t>" \</w:t>
+      </w:r>
+    </w:p>
+    <w:p>
+      <w:pPr>
+        <w:pStyle w:val="Command"/>
+        <w:keepNext/>
+        <w:keepLines/>
+      </w:pPr>
+      <w:r>
+        <w:t xml:space="preserve">  --</w:t>
+      </w:r>
+      <w:proofErr w:type="spellStart"/>
+      <w:r>
+        <w:t>flash_mode</w:t>
+      </w:r>
+      <w:proofErr w:type="spellEnd"/>
+      <w:r>
+        <w:t xml:space="preserve"> </w:t>
+      </w:r>
+      <w:proofErr w:type="spellStart"/>
+      <w:r>
+        <w:t>dio</w:t>
+      </w:r>
+      <w:proofErr w:type="spellEnd"/>
+      <w:r>
+        <w:t xml:space="preserve"> --</w:t>
+      </w:r>
+      <w:proofErr w:type="spellStart"/>
+      <w:r>
+        <w:t>flash_freq</w:t>
+      </w:r>
+      <w:proofErr w:type="spellEnd"/>
+      <w:r>
+        <w:t xml:space="preserve"> 80m --</w:t>
+      </w:r>
+      <w:proofErr w:type="spellStart"/>
+      <w:r>
+        <w:t>flash_size</w:t>
+      </w:r>
+      <w:proofErr w:type="spellEnd"/>
+      <w:r>
+        <w:t xml:space="preserve"> 16MB \</w:t>
+      </w:r>
+    </w:p>
+    <w:p>
+      <w:pPr>
+        <w:pStyle w:val="Command"/>
+        <w:keepNext/>
+        <w:keepLines/>
+      </w:pPr>
+      <w:r>
+        <w:t xml:space="preserve">  0x000000 "$</w:t>
+      </w:r>
+      <w:proofErr w:type="spellStart"/>
+      <w:r>
+        <w:t>buildDir</w:t>
+      </w:r>
+      <w:proofErr w:type="spellEnd"/>
+      <w:r>
+        <w:t>/bootloader/</w:t>
+      </w:r>
+      <w:proofErr w:type="spellStart"/>
+      <w:r>
+        <w:t>bootloader.bin</w:t>
+      </w:r>
+      <w:proofErr w:type="spellEnd"/>
+      <w:r>
+        <w:t>" \</w:t>
+      </w:r>
+    </w:p>
+    <w:p>
+      <w:pPr>
+        <w:pStyle w:val="Command"/>
+        <w:keepNext/>
+        <w:keepLines/>
+      </w:pPr>
+      <w:r>
+        <w:t xml:space="preserve">  0x008000 "$</w:t>
+      </w:r>
+      <w:proofErr w:type="spellStart"/>
+      <w:r>
+        <w:t>buildDir</w:t>
+      </w:r>
+      <w:proofErr w:type="spellEnd"/>
+      <w:r>
+        <w:t>/</w:t>
+      </w:r>
+      <w:proofErr w:type="spellStart"/>
+      <w:r>
+        <w:t>partition_table</w:t>
+      </w:r>
+      <w:proofErr w:type="spellEnd"/>
+      <w:r>
+        <w:t>/partition-</w:t>
+      </w:r>
+      <w:proofErr w:type="spellStart"/>
+      <w:r>
+        <w:t>table.bin</w:t>
+      </w:r>
+      <w:proofErr w:type="spellEnd"/>
+      <w:r>
+        <w:t>" \</w:t>
+      </w:r>
+    </w:p>
+    <w:p>
+      <w:pPr>
+        <w:pStyle w:val="Command"/>
+        <w:keepNext/>
+        <w:keepLines/>
+      </w:pPr>
+      <w:r>
+        <w:t xml:space="preserve">  0x010000 "$</w:t>
+      </w:r>
+      <w:proofErr w:type="spellStart"/>
+      <w:r>
+        <w:t>buildDir</w:t>
+      </w:r>
+      <w:proofErr w:type="spellEnd"/>
+      <w:r>
+        <w:t>/</w:t>
+      </w:r>
+      <w:proofErr w:type="spellStart"/>
+      <w:r>
+        <w:t>nanoCLR.bin</w:t>
+      </w:r>
+      <w:proofErr w:type="spellEnd"/>
+      <w:r>
+        <w:t>" \</w:t>
+      </w:r>
+    </w:p>
+    <w:p>
+      <w:pPr>
+        <w:pStyle w:val="Command"/>
+        <w:keepNext/>
+        <w:keepLines/>
+      </w:pPr>
+      <w:r>
+        <w:t xml:space="preserve">  0x350000 "$</w:t>
+      </w:r>
+      <w:proofErr w:type="spellStart"/>
+      <w:r>
+        <w:t>artifactDir</w:t>
+      </w:r>
+      <w:proofErr w:type="spellEnd"/>
+      <w:r>
+        <w:t>/</w:t>
+      </w:r>
+      <w:proofErr w:type="spellStart"/>
+      <w:r>
+        <w:t>application.bin</w:t>
+      </w:r>
+      <w:proofErr w:type="spellEnd"/>
+      <w:r>
+        <w:t>" \</w:t>
+      </w:r>
+    </w:p>
+    <w:p>
+      <w:pPr>
+        <w:pStyle w:val="Command"/>
+        <w:keepNext/>
+        <w:keepLines/>
+      </w:pPr>
+      <w:r>
+        <w:t xml:space="preserve">  0x910000 "$</w:t>
+      </w:r>
+      <w:proofErr w:type="spellStart"/>
+      <w:r>
+        <w:t>buildDir</w:t>
+      </w:r>
+      <w:proofErr w:type="spellEnd"/>
+      <w:r>
+        <w:t>/</w:t>
+      </w:r>
+      <w:proofErr w:type="spellStart"/>
+      <w:r>
+        <w:t>ota_data_initial.bin</w:t>
+      </w:r>
+      <w:proofErr w:type="spellEnd"/>
+      <w:r>
+        <w:t>" \</w:t>
+      </w:r>
+    </w:p>
+    <w:p>
+      <w:pPr>
+        <w:pStyle w:val="Command"/>
+        <w:keepNext/>
+        <w:keepLines/>
+      </w:pPr>
+      <w:r>
+        <w:t xml:space="preserve">  0x912000 "$</w:t>
+      </w:r>
+      <w:proofErr w:type="spellStart"/>
+      <w:r>
+        <w:t>buildDir</w:t>
+      </w:r>
+      <w:proofErr w:type="spellEnd"/>
+      <w:r>
+        <w:t>/</w:t>
+      </w:r>
+      <w:proofErr w:type="spellStart"/>
+      <w:r>
+        <w:t>config.bin</w:t>
+      </w:r>
+      <w:proofErr w:type="spellEnd"/>
+      <w:r>
+        <w:t>"</w:t>
+      </w:r>
+    </w:p>
+    <w:p>
+      <w:pPr>
+        <w:pStyle w:val="Command"/>
+        <w:keepNext/>
+        <w:keepLines/>
+      </w:pPr>
+    </w:p>
+    <w:p>
+      <w:pPr>
+        <w:pStyle w:val="Command"/>
+        <w:keepNext/>
+        <w:keepLines/>
+      </w:pPr>
+      <w:r>
+        <w:t>python - "$</w:t>
+      </w:r>
+      <w:proofErr w:type="spellStart"/>
+      <w:r>
+        <w:t>buildDir</w:t>
+      </w:r>
+      <w:proofErr w:type="spellEnd"/>
+      <w:r>
+        <w:t>" "$</w:t>
+      </w:r>
+      <w:proofErr w:type="spellStart"/>
+      <w:r>
+        <w:t>artifactDir</w:t>
+      </w:r>
+      <w:proofErr w:type="spellEnd"/>
+      <w:r>
+        <w:t>" &lt;&lt;'PY'</w:t>
+      </w:r>
+    </w:p>
+    <w:p>
+      <w:pPr>
+        <w:pStyle w:val="Command"/>
+        <w:keepNext/>
+        <w:keepLines/>
+      </w:pPr>
+      <w:r>
+        <w:t xml:space="preserve">from </w:t>
+      </w:r>
+      <w:proofErr w:type="spellStart"/>
+      <w:r>
+        <w:t>pathlib</w:t>
+      </w:r>
+      <w:proofErr w:type="spellEnd"/>
+      <w:r>
+        <w:t xml:space="preserve"> import Path</w:t>
       </w:r>
     </w:p>
     <w:p>
@@ -727,37 +1563,101 @@
         <w:keepLines/>
       </w:pPr>
       <w:r>
-        <w:t>b, a = map(Path, sys.argv[1:])</w:t>
-      </w:r>
-    </w:p>
-    <w:p>
-      <w:pPr>
-        <w:pStyle w:val="Command"/>
-        <w:keepNext/>
-        <w:keepLines/>
-      </w:pPr>
-      <w:r>
-        <w:t>assert (b / 'config.bin').stat().st_size == 0x6EE000</w:t>
-      </w:r>
-    </w:p>
-    <w:p>
-      <w:pPr>
-        <w:pStyle w:val="Command"/>
-        <w:keepNext/>
-        <w:keepLines/>
-      </w:pPr>
-      <w:r>
-        <w:t>assert (b / 'ota_data_initial.bin').read_bytes() == b'\xff' * 0x2000</w:t>
-      </w:r>
-    </w:p>
-    <w:p>
-      <w:pPr>
-        <w:pStyle w:val="Command"/>
-        <w:keepNext/>
-        <w:keepLines/>
-      </w:pPr>
-      <w:r>
-        <w:t>assert (a / 'factory.bin').stat().st_size == 16777216</w:t>
+        <w:t xml:space="preserve">b, a = map(Path, </w:t>
+      </w:r>
+      <w:proofErr w:type="spellStart"/>
+      <w:r>
+        <w:t>sys.argv</w:t>
+      </w:r>
+      <w:proofErr w:type="spellEnd"/>
+      <w:r>
+        <w:t>[1:])</w:t>
+      </w:r>
+    </w:p>
+    <w:p>
+      <w:pPr>
+        <w:pStyle w:val="Command"/>
+        <w:keepNext/>
+        <w:keepLines/>
+      </w:pPr>
+      <w:r>
+        <w:t>assert (b / '</w:t>
+      </w:r>
+      <w:proofErr w:type="spellStart"/>
+      <w:r>
+        <w:t>config.bin</w:t>
+      </w:r>
+      <w:proofErr w:type="spellEnd"/>
+      <w:r>
+        <w:t>').stat().</w:t>
+      </w:r>
+      <w:proofErr w:type="spellStart"/>
+      <w:r>
+        <w:t>st_size</w:t>
+      </w:r>
+      <w:proofErr w:type="spellEnd"/>
+      <w:r>
+        <w:t xml:space="preserve"> == 0x6EE000</w:t>
+      </w:r>
+    </w:p>
+    <w:p>
+      <w:pPr>
+        <w:pStyle w:val="Command"/>
+        <w:keepNext/>
+        <w:keepLines/>
+      </w:pPr>
+      <w:r>
+        <w:t>assert (b / '</w:t>
+      </w:r>
+      <w:proofErr w:type="spellStart"/>
+      <w:r>
+        <w:t>ota_data_initial.bin</w:t>
+      </w:r>
+      <w:proofErr w:type="spellEnd"/>
+      <w:r>
+        <w:t>').</w:t>
+      </w:r>
+      <w:proofErr w:type="spellStart"/>
+      <w:r>
+        <w:t>read_bytes</w:t>
+      </w:r>
+      <w:proofErr w:type="spellEnd"/>
+      <w:r>
+        <w:t>() == b'\</w:t>
+      </w:r>
+      <w:proofErr w:type="spellStart"/>
+      <w:r>
+        <w:t>xff</w:t>
+      </w:r>
+      <w:proofErr w:type="spellEnd"/>
+      <w:r>
+        <w:t>' * 0x2000</w:t>
+      </w:r>
+    </w:p>
+    <w:p>
+      <w:pPr>
+        <w:pStyle w:val="Command"/>
+        <w:keepNext/>
+        <w:keepLines/>
+      </w:pPr>
+      <w:r>
+        <w:t>assert (a / '</w:t>
+      </w:r>
+      <w:proofErr w:type="spellStart"/>
+      <w:r>
+        <w:t>factory.bin</w:t>
+      </w:r>
+      <w:proofErr w:type="spellEnd"/>
+      <w:r>
+        <w:t>').stat().</w:t>
+      </w:r>
+      <w:proofErr w:type="spellStart"/>
+      <w:r>
+        <w:t>st_size</w:t>
+      </w:r>
+      <w:proofErr w:type="spellEnd"/>
+      <w:r>
+        <w:t xml:space="preserve"> == 16777216</w:t>
       </w:r>
     </w:p>
     <w:p>
@@ -782,7 +1682,23 @@
     </w:p>
     <w:p>
       <w:r>
-        <w:t>The complete file contains the bootloader, partition table, native runtime, matching managed application, initial OTA selection data and formatted device filesystem. Include config.bin: mass erasing the chip does not format LittleFS.</w:t>
+        <w:t xml:space="preserve">The complete file contains the bootloader, partition table, native runtime, matching managed application, initial OTA selection data and formatted device filesystem. Include </w:t>
+      </w:r>
+      <w:proofErr w:type="spellStart"/>
+      <w:r>
+        <w:t>config.bin</w:t>
+      </w:r>
+      <w:proofErr w:type="spellEnd"/>
+      <w:r>
+        <w:t xml:space="preserve">: mass erasing the chip does not format </w:t>
+      </w:r>
+      <w:proofErr w:type="spellStart"/>
+      <w:r>
+        <w:t>LittleFS</w:t>
+      </w:r>
+      <w:proofErr w:type="spellEnd"/>
+      <w:r>
+        <w:t>.</w:t>
       </w:r>
     </w:p>
     <w:p>
@@ -917,12 +1833,14 @@
             <w:pPr>
               <w:spacing w:after="0"/>
             </w:pPr>
+            <w:proofErr w:type="spellStart"/>
             <w:r>
               <w:rPr>
                 <w:sz w:val="19"/>
               </w:rPr>
               <w:t>factory.bin</w:t>
             </w:r>
+            <w:proofErr w:type="spellEnd"/>
           </w:p>
         </w:tc>
         <w:tc>
@@ -983,12 +1901,14 @@
             <w:pPr>
               <w:spacing w:after="0"/>
             </w:pPr>
+            <w:proofErr w:type="spellStart"/>
             <w:r>
               <w:rPr>
                 <w:sz w:val="19"/>
               </w:rPr>
               <w:t>update.bin</w:t>
             </w:r>
+            <w:proofErr w:type="spellEnd"/>
           </w:p>
         </w:tc>
         <w:tc>
@@ -1049,12 +1969,14 @@
             <w:pPr>
               <w:spacing w:after="0"/>
             </w:pPr>
+            <w:proofErr w:type="spellStart"/>
             <w:r>
               <w:rPr>
                 <w:sz w:val="19"/>
               </w:rPr>
               <w:t>application.bin</w:t>
             </w:r>
+            <w:proofErr w:type="spellEnd"/>
           </w:p>
         </w:tc>
         <w:tc>
@@ -1101,7 +2023,7 @@
     </w:p>
     <w:p>
       <w:r>
-        <w:t>Connect the native ESP32-S3 USB port. Close Visual Studio and all serial monitors to release the COM port. Run these commands in Windows PowerShell; set the release to the ID used above and replace COM5 with this board's port.</w:t>
+        <w:t>Connect the native ESP32-S3 USB port. Close Visual Studio and all serial monitors to release the COM port. Run these commands in Windows PowerShell; set the release to the ID used above and replace COM6 with this board's port.</w:t>
       </w:r>
     </w:p>
     <w:p>
@@ -1122,17 +2044,49 @@
         <w:keepLines/>
       </w:pPr>
       <w:r>
-        <w:t>$ErrorActionPreference = 'Stop'</w:t>
-      </w:r>
-    </w:p>
-    <w:p>
-      <w:pPr>
-        <w:pStyle w:val="Command"/>
-        <w:keepNext/>
-        <w:keepLines/>
-      </w:pPr>
-      <w:r>
-        <w:t>$nfRoot = 'C:\Users\MMDev\Documents\GitHub\nf-interpreter'</w:t>
+        <w:t>$</w:t>
+      </w:r>
+      <w:proofErr w:type="spellStart"/>
+      <w:r>
+        <w:t>ErrorActionPreference</w:t>
+      </w:r>
+      <w:proofErr w:type="spellEnd"/>
+      <w:r>
+        <w:t xml:space="preserve"> = 'Stop'</w:t>
+      </w:r>
+    </w:p>
+    <w:p>
+      <w:pPr>
+        <w:pStyle w:val="Command"/>
+        <w:keepNext/>
+        <w:keepLines/>
+      </w:pPr>
+      <w:r>
+        <w:t>$</w:t>
+      </w:r>
+      <w:proofErr w:type="spellStart"/>
+      <w:r>
+        <w:t>nfRoot</w:t>
+      </w:r>
+      <w:proofErr w:type="spellEnd"/>
+      <w:r>
+        <w:t xml:space="preserve"> = 'C:\Users\</w:t>
+      </w:r>
+      <w:proofErr w:type="spellStart"/>
+      <w:r>
+        <w:t>MMDev</w:t>
+      </w:r>
+      <w:proofErr w:type="spellEnd"/>
+      <w:r>
+        <w:t>\Documents\GitHub\</w:t>
+      </w:r>
+      <w:proofErr w:type="spellStart"/>
+      <w:r>
+        <w:t>nf</w:t>
+      </w:r>
+      <w:proofErr w:type="spellEnd"/>
+      <w:r>
+        <w:t>-interpreter'</w:t>
       </w:r>
     </w:p>
     <w:p>
@@ -1152,7 +2106,15 @@
         <w:keepLines/>
       </w:pPr>
       <w:r>
-        <w:t>$espPort = 'COM</w:t>
+        <w:t>$</w:t>
+      </w:r>
+      <w:proofErr w:type="spellStart"/>
+      <w:r>
+        <w:t>espPort</w:t>
+      </w:r>
+      <w:proofErr w:type="spellEnd"/>
+      <w:r>
+        <w:t xml:space="preserve"> = 'COM</w:t>
       </w:r>
       <w:r>
         <w:t>6</w:t>
@@ -1168,44 +2130,94 @@
         <w:keepLines/>
       </w:pPr>
       <w:r>
-        <w:t>$factory = "$nfRoot\build\releases\$release\factory.bin"</w:t>
-      </w:r>
-    </w:p>
-    <w:p>
-      <w:pPr>
-        <w:pStyle w:val="Command"/>
-        <w:keepNext/>
-        <w:keepLines/>
-      </w:pPr>
-    </w:p>
-    <w:p>
-      <w:pPr>
-        <w:pStyle w:val="Command"/>
-        <w:keepNext/>
-        <w:keepLines/>
-      </w:pPr>
-      <w:r>
-        <w:t>py -m pip install 'esptool==4.12.0'</w:t>
-      </w:r>
-    </w:p>
-    <w:p>
-      <w:pPr>
-        <w:pStyle w:val="Command"/>
-        <w:keepNext/>
-        <w:keepLines/>
-      </w:pPr>
-      <w:r>
-        <w:t>py -m serial.tools.list_ports -v</w:t>
-      </w:r>
-    </w:p>
-    <w:p>
-      <w:pPr>
-        <w:pStyle w:val="Command"/>
-        <w:keepNext/>
-        <w:keepLines/>
-      </w:pPr>
-      <w:r>
-        <w:t>if ((Get-Item -LiteralPath $factory).Length -ne 16777216) {</w:t>
+        <w:t>$factory = "$</w:t>
+      </w:r>
+      <w:proofErr w:type="spellStart"/>
+      <w:r>
+        <w:t>nfRoot</w:t>
+      </w:r>
+      <w:proofErr w:type="spellEnd"/>
+      <w:r>
+        <w:t>\build\releases\$release\</w:t>
+      </w:r>
+      <w:proofErr w:type="spellStart"/>
+      <w:r>
+        <w:t>factory.bin</w:t>
+      </w:r>
+      <w:proofErr w:type="spellEnd"/>
+      <w:r>
+        <w:t>"</w:t>
+      </w:r>
+    </w:p>
+    <w:p>
+      <w:pPr>
+        <w:pStyle w:val="Command"/>
+        <w:keepNext/>
+        <w:keepLines/>
+      </w:pPr>
+    </w:p>
+    <w:p>
+      <w:pPr>
+        <w:pStyle w:val="Command"/>
+        <w:keepNext/>
+        <w:keepLines/>
+      </w:pPr>
+      <w:proofErr w:type="spellStart"/>
+      <w:r>
+        <w:t>py</w:t>
+      </w:r>
+      <w:proofErr w:type="spellEnd"/>
+      <w:r>
+        <w:t xml:space="preserve"> -m pip install '</w:t>
+      </w:r>
+      <w:proofErr w:type="spellStart"/>
+      <w:r>
+        <w:t>esptool</w:t>
+      </w:r>
+      <w:proofErr w:type="spellEnd"/>
+      <w:r>
+        <w:t>==4.12.0'</w:t>
+      </w:r>
+    </w:p>
+    <w:p>
+      <w:pPr>
+        <w:pStyle w:val="Command"/>
+        <w:keepNext/>
+        <w:keepLines/>
+      </w:pPr>
+      <w:proofErr w:type="spellStart"/>
+      <w:r>
+        <w:t>py</w:t>
+      </w:r>
+      <w:proofErr w:type="spellEnd"/>
+      <w:r>
+        <w:t xml:space="preserve"> -m </w:t>
+      </w:r>
+      <w:proofErr w:type="spellStart"/>
+      <w:r>
+        <w:t>serial.tools.list_ports</w:t>
+      </w:r>
+      <w:proofErr w:type="spellEnd"/>
+      <w:r>
+        <w:t xml:space="preserve"> -v</w:t>
+      </w:r>
+    </w:p>
+    <w:p>
+      <w:pPr>
+        <w:pStyle w:val="Command"/>
+        <w:keepNext/>
+        <w:keepLines/>
+      </w:pPr>
+      <w:r>
+        <w:t>if ((Get-Item -</w:t>
+      </w:r>
+      <w:proofErr w:type="spellStart"/>
+      <w:r>
+        <w:t>LiteralPath</w:t>
+      </w:r>
+      <w:proofErr w:type="spellEnd"/>
+      <w:r>
+        <w:t xml:space="preserve"> $factory).Length -ne 16777216) {</w:t>
       </w:r>
     </w:p>
     <w:p>
@@ -1234,28 +2246,89 @@
         <w:keepNext/>
         <w:keepLines/>
       </w:pPr>
-      <w:r>
-        <w:t>py -m esptool --chip esp32s3 --port $espPort --baud 460800 `</w:t>
-      </w:r>
-    </w:p>
-    <w:p>
-      <w:pPr>
-        <w:pStyle w:val="Command"/>
-        <w:keepNext/>
-        <w:keepLines/>
-      </w:pPr>
-      <w:r>
-        <w:t xml:space="preserve">  write_flash --erase-all --flash_mode dio `</w:t>
-      </w:r>
-    </w:p>
-    <w:p>
-      <w:pPr>
-        <w:pStyle w:val="Command"/>
-        <w:keepNext/>
-        <w:keepLines/>
-      </w:pPr>
-      <w:r>
-        <w:t xml:space="preserve">  --flash_freq 80m --flash_size 16MB 0x0 $factory</w:t>
+      <w:proofErr w:type="spellStart"/>
+      <w:r>
+        <w:t>py</w:t>
+      </w:r>
+      <w:proofErr w:type="spellEnd"/>
+      <w:r>
+        <w:t xml:space="preserve"> -m </w:t>
+      </w:r>
+      <w:proofErr w:type="spellStart"/>
+      <w:r>
+        <w:t>esptool</w:t>
+      </w:r>
+      <w:proofErr w:type="spellEnd"/>
+      <w:r>
+        <w:t xml:space="preserve"> --chip esp32s3 --port $</w:t>
+      </w:r>
+      <w:proofErr w:type="spellStart"/>
+      <w:r>
+        <w:t>espPort</w:t>
+      </w:r>
+      <w:proofErr w:type="spellEnd"/>
+      <w:r>
+        <w:t xml:space="preserve"> --baud 460800 `</w:t>
+      </w:r>
+    </w:p>
+    <w:p>
+      <w:pPr>
+        <w:pStyle w:val="Command"/>
+        <w:keepNext/>
+        <w:keepLines/>
+      </w:pPr>
+      <w:r>
+        <w:t xml:space="preserve">  </w:t>
+      </w:r>
+      <w:proofErr w:type="spellStart"/>
+      <w:r>
+        <w:t>write_flash</w:t>
+      </w:r>
+      <w:proofErr w:type="spellEnd"/>
+      <w:r>
+        <w:t xml:space="preserve"> --erase-all --</w:t>
+      </w:r>
+      <w:proofErr w:type="spellStart"/>
+      <w:r>
+        <w:t>flash_mode</w:t>
+      </w:r>
+      <w:proofErr w:type="spellEnd"/>
+      <w:r>
+        <w:t xml:space="preserve"> </w:t>
+      </w:r>
+      <w:proofErr w:type="spellStart"/>
+      <w:r>
+        <w:t>dio</w:t>
+      </w:r>
+      <w:proofErr w:type="spellEnd"/>
+      <w:r>
+        <w:t xml:space="preserve"> `</w:t>
+      </w:r>
+    </w:p>
+    <w:p>
+      <w:pPr>
+        <w:pStyle w:val="Command"/>
+        <w:keepNext/>
+        <w:keepLines/>
+      </w:pPr>
+      <w:r>
+        <w:t xml:space="preserve">  --</w:t>
+      </w:r>
+      <w:proofErr w:type="spellStart"/>
+      <w:r>
+        <w:t>flash_freq</w:t>
+      </w:r>
+      <w:proofErr w:type="spellEnd"/>
+      <w:r>
+        <w:t xml:space="preserve"> 80m --</w:t>
+      </w:r>
+      <w:proofErr w:type="spellStart"/>
+      <w:r>
+        <w:t>flash_size</w:t>
+      </w:r>
+      <w:proofErr w:type="spellEnd"/>
+      <w:r>
+        <w:t xml:space="preserve"> 16MB 0x0 $factory</w:t>
       </w:r>
     </w:p>
     <w:p>
@@ -1270,7 +2343,15 @@
     </w:p>
     <w:p>
       <w:r>
-        <w:t>If esptool cannot connect, hold BOOT, tap RESET, release BOOT, then retry. After flashing finishes, reset or reconnect the board with BOOT released. The managed application is already installed and starts automatically.</w:t>
+        <w:t xml:space="preserve">If </w:t>
+      </w:r>
+      <w:proofErr w:type="spellStart"/>
+      <w:r>
+        <w:t>esptool</w:t>
+      </w:r>
+      <w:proofErr w:type="spellEnd"/>
+      <w:r>
+        <w:t xml:space="preserve"> cannot connect, hold BOOT, tap RESET, release BOOT, then retry. After flashing finishes, reset or reconnect the board with BOOT released. The managed application is already installed and starts automatically.</w:t>
       </w:r>
     </w:p>
     <w:p>
@@ -1292,18 +2373,89 @@
         <w:keepLines/>
         <w:spacing w:after="140"/>
       </w:pPr>
-      <w:r>
-        <w:t>nanoff --listdevices --suppressnanoffversioncheck</w:t>
-      </w:r>
-    </w:p>
-    <w:p>
-      <w:r>
-        <w:t>Open Visual Studio and refresh Device Explorer. Expect PRODUCT_S3_OTA @ COMx, ready for Deploy or F5. If nanoff finds it but Device Explorer does not, fully close and reopen Visual Studio, then confirm device watchers are enabled. Recheck the COM port after a reset or replug.</w:t>
-      </w:r>
-    </w:p>
-    <w:p>
-      <w:r>
-        <w:t>The new application reports the internal chip temperature in HardwareStatus, or 0 if reading fails. After a confirmed server connection it sends signed PowerStatus function 17: 1 means OK; 2 means a stored brownout. Deploy the matching MeterMacsCore and MM-Nexus changes first to show VOLTAGEALARM, alarm history and live bell updates. A normal new-board power-on reports OK.</w:t>
+      <w:proofErr w:type="spellStart"/>
+      <w:r>
+        <w:t>nanoff</w:t>
+      </w:r>
+      <w:proofErr w:type="spellEnd"/>
+      <w:r>
+        <w:t xml:space="preserve"> --</w:t>
+      </w:r>
+      <w:proofErr w:type="spellStart"/>
+      <w:r>
+        <w:t>listdevices</w:t>
+      </w:r>
+      <w:proofErr w:type="spellEnd"/>
+      <w:r>
+        <w:t xml:space="preserve"> --</w:t>
+      </w:r>
+      <w:proofErr w:type="spellStart"/>
+      <w:r>
+        <w:t>suppressnanoffversioncheck</w:t>
+      </w:r>
+      <w:proofErr w:type="spellEnd"/>
+    </w:p>
+    <w:p>
+      <w:r>
+        <w:t xml:space="preserve">Open Visual Studio and refresh Device Explorer. Expect PRODUCT_S3_OTA @ </w:t>
+      </w:r>
+      <w:proofErr w:type="spellStart"/>
+      <w:r>
+        <w:t>COMx</w:t>
+      </w:r>
+      <w:proofErr w:type="spellEnd"/>
+      <w:r>
+        <w:t xml:space="preserve">, ready for Deploy or F5. If </w:t>
+      </w:r>
+      <w:proofErr w:type="spellStart"/>
+      <w:r>
+        <w:t>nanoff</w:t>
+      </w:r>
+      <w:proofErr w:type="spellEnd"/>
+      <w:r>
+        <w:t xml:space="preserve"> finds it but Device Explorer does not, fully close and reopen Visual Studio, then confirm device watchers are enabled. Recheck the COM port after a reset or </w:t>
+      </w:r>
+      <w:proofErr w:type="spellStart"/>
+      <w:r>
+        <w:t>replug</w:t>
+      </w:r>
+      <w:proofErr w:type="spellEnd"/>
+      <w:r>
+        <w:t>.</w:t>
+      </w:r>
+    </w:p>
+    <w:p>
+      <w:r>
+        <w:t xml:space="preserve">The new application reports the internal chip temperature in </w:t>
+      </w:r>
+      <w:proofErr w:type="spellStart"/>
+      <w:r>
+        <w:t>HardwareStatus</w:t>
+      </w:r>
+      <w:proofErr w:type="spellEnd"/>
+      <w:r>
+        <w:t xml:space="preserve">, or 0 if reading fails. After a confirmed server connection it sends signed </w:t>
+      </w:r>
+      <w:proofErr w:type="spellStart"/>
+      <w:r>
+        <w:t>PowerStatus</w:t>
+      </w:r>
+      <w:proofErr w:type="spellEnd"/>
+      <w:r>
+        <w:t xml:space="preserve"> function 17: 1 means OK; 2 means a stored brownout. Deploy the matching </w:t>
+      </w:r>
+      <w:proofErr w:type="spellStart"/>
+      <w:r>
+        <w:t>MeterMacsCore</w:t>
+      </w:r>
+      <w:proofErr w:type="spellEnd"/>
+      <w:r>
+        <w:t xml:space="preserve"> and MM-Nexus changes first to show VOLTAGEALARM, alarm history and live bell updates. A normal new-board power-on reports OK.</w:t>
+      </w:r>
+    </w:p>
+    <w:p>
+      <w:r>
+        <w:t xml:space="preserve">Check Modbus without USB: power the board from its external supply with USB unplugged and let it poll the meters for several cycles. No Modbus alarms should appear. Before this fix, alarms appeared every one or two cycles without USB and stopped when USB was plugged in.</w:t>
       </w:r>
     </w:p>
     <w:p>
@@ -1316,12 +2468,36 @@
     </w:p>
     <w:p>
       <w:r>
-        <w:t>Keep NF_PRODUCT_OTA_ALLOW_VS_DEPLOY=ON in every incoming firmware release to retain Visual Studio deployment. The current application requires the matching Product.Firmware 1.2.0.0 runtime; install native and managed changes together when that contract changes.</w:t>
-      </w:r>
-    </w:p>
-    <w:p>
-      <w:r>
-        <w:t>Stop Visual Studio debugging before an OTA installation and reconnect after the device finishes installing and rebooting. Do not interrupt it merely because the LEDs go off during installation. For routine OTA builds, clear NF_PRODUCT_CONFIG_DIRECTORY and package the matching runtime and application as a signed update.bin; do not send factory.bin through the OTA protocol.</w:t>
+        <w:t xml:space="preserve">Keep NF_PRODUCT_OTA_ALLOW_VS_DEPLOY=ON in every incoming firmware release to retain Visual Studio deployment. The current application requires the matching </w:t>
+      </w:r>
+      <w:proofErr w:type="spellStart"/>
+      <w:r>
+        <w:t>Product.Firmware</w:t>
+      </w:r>
+      <w:proofErr w:type="spellEnd"/>
+      <w:r>
+        <w:t xml:space="preserve"> 1.2.0.0 runtime; install native and managed changes together when that contract changes.</w:t>
+      </w:r>
+    </w:p>
+    <w:p>
+      <w:r>
+        <w:t xml:space="preserve">Stop Visual Studio debugging before an OTA installation and reconnect after the device finishes installing and rebooting. Do not interrupt it merely because the LEDs go off during installation. For routine OTA builds, clear NF_PRODUCT_CONFIG_DIRECTORY and package the matching runtime and application as a signed </w:t>
+      </w:r>
+      <w:proofErr w:type="spellStart"/>
+      <w:r>
+        <w:t>update.bin</w:t>
+      </w:r>
+      <w:proofErr w:type="spellEnd"/>
+      <w:r>
+        <w:t xml:space="preserve">; do not send </w:t>
+      </w:r>
+      <w:proofErr w:type="spellStart"/>
+      <w:r>
+        <w:t>factory.bin</w:t>
+      </w:r>
+      <w:proofErr w:type="spellEnd"/>
+      <w:r>
+        <w:t xml:space="preserve"> through the OTA protocol.</w:t>
       </w:r>
     </w:p>
     <w:sectPr>
@@ -2149,7 +3325,6 @@
   <w:style w:type="character" w:default="1" w:styleId="DefaultParagraphFont">
     <w:name w:val="Default Paragraph Font"/>
     <w:uiPriority w:val="1"/>
-    <w:semiHidden/>
     <w:unhideWhenUsed/>
   </w:style>
   <w:style w:type="table" w:default="1" w:styleId="TableNormal">
